--- a/book/docx-por-capitulo/capitulo-27-rag.docx
+++ b/book/docx-por-capitulo/capitulo-27-rag.docx
@@ -7,6 +7,7 @@
         <w:pStyle w:val="Endure-ChapterTitle"/>
         <w:keepNext/>
         <w:spacing w:before="480" w:after="240"/>
+        <w:outlineLvl w:val="0"/>
       </w:pPr>
       <w:r>
         <w:rPr>
@@ -26,34 +27,48 @@
         <w:pStyle w:val="Endure-Subhead"/>
         <w:keepNext/>
         <w:spacing w:before="240" w:after="60"/>
+        <w:outlineLvl w:val="1"/>
       </w:pPr>
       <w:r>
+        <w:rPr>
+          <w:sz w:val="24"/>
+        </w:rPr>
         <w:t>Introducción</w:t>
       </w:r>
     </w:p>
     <w:p>
       <w:pPr>
         <w:pStyle w:val="Endure-FirstParagraphBodyText"/>
+        <w:spacing w:before="100" w:after="100"/>
       </w:pPr>
       <w:r>
+        <w:rPr>
+          <w:sz w:val="20"/>
+        </w:rPr>
         <w:t>RAG (Retrieval Augmented Generation) es la técnica más poderosa para conectar un LLM con su propia base de conocimiento. En lugar de enviar documentos confidenciales a la nube, este sistema indexa localmente todos sus PDFs, documentos Word, contratos y manuales, y luego responde preguntas sobre ellos con citas exactas de las fuentes.</w:t>
       </w:r>
     </w:p>
     <w:p>
       <w:pPr>
         <w:pStyle w:val="Endure-ChapterBodyText"/>
+        <w:spacing w:before="100" w:after="100"/>
       </w:pPr>
       <w:r>
+        <w:rPr>
+          <w:sz w:val="20"/>
+        </w:rPr>
         <w:t>El Jetson AGX Orin 64GB es ideal para RAG empresarial: tiene suficiente RAM para cargar el modelo de embeddings y el LLM simultáneamente, el NVMe hace que las búsquedas en ChromaDB sean rápidas, y nada sale del hardware.</w:t>
       </w:r>
     </w:p>
     <w:p>
       <w:pPr>
         <w:pStyle w:val="Endure-ChapterBodyText"/>
+        <w:spacing w:before="100" w:after="100"/>
       </w:pPr>
       <w:r>
         <w:rPr>
           <w:b/>
+          <w:sz w:val="20"/>
         </w:rPr>
         <w:t>Caso de uso típico:</w:t>
       </w:r>
@@ -61,48 +76,57 @@
     <w:p>
       <w:pPr>
         <w:pStyle w:val="Endure-ChapterBodyText"/>
-        <w:spacing w:before="20" w:after="20"/>
+        <w:spacing w:before="40" w:after="40"/>
         <w:ind w:left="360" w:hanging="216"/>
       </w:pPr>
       <w:r>
         <w:rPr>
-          <w:sz w:val="18"/>
+          <w:sz w:val="20"/>
         </w:rPr>
         <w:t xml:space="preserve">• </w:t>
       </w:r>
       <w:r>
+        <w:rPr>
+          <w:sz w:val="20"/>
+        </w:rPr>
         <w:t>"¿Qué dice el contrato con el proveedor X sobre las penalizaciones?"</w:t>
       </w:r>
     </w:p>
     <w:p>
       <w:pPr>
         <w:pStyle w:val="Endure-ChapterBodyText"/>
-        <w:spacing w:before="20" w:after="20"/>
+        <w:spacing w:before="40" w:after="40"/>
         <w:ind w:left="360" w:hanging="216"/>
       </w:pPr>
       <w:r>
         <w:rPr>
-          <w:sz w:val="18"/>
+          <w:sz w:val="20"/>
         </w:rPr>
         <w:t xml:space="preserve">• </w:t>
       </w:r>
       <w:r>
+        <w:rPr>
+          <w:sz w:val="20"/>
+        </w:rPr>
         <w:t>"Según el manual de operaciones, ¿cuál es el procedimiento para Y?"</w:t>
       </w:r>
     </w:p>
     <w:p>
       <w:pPr>
         <w:pStyle w:val="Endure-ChapterBodyText"/>
-        <w:spacing w:before="20" w:after="20"/>
+        <w:spacing w:before="40" w:after="40"/>
         <w:ind w:left="360" w:hanging="216"/>
       </w:pPr>
       <w:r>
         <w:rPr>
-          <w:sz w:val="18"/>
+          <w:sz w:val="20"/>
         </w:rPr>
         <w:t xml:space="preserve">• </w:t>
       </w:r>
       <w:r>
+        <w:rPr>
+          <w:sz w:val="20"/>
+        </w:rPr>
         <w:t>"Resume las cláusulas de confidencialidad en todos los acuerdos del 2024"</w:t>
       </w:r>
     </w:p>
@@ -114,10 +138,12 @@
     <w:p>
       <w:pPr>
         <w:pStyle w:val="Endure-ChapterBodyText"/>
+        <w:spacing w:before="100" w:after="100"/>
       </w:pPr>
       <w:r>
         <w:rPr>
           <w:b/>
+          <w:sz w:val="20"/>
         </w:rPr>
         <w:t>Prerrequisitos:</w:t>
       </w:r>
@@ -125,68 +151,83 @@
     <w:p>
       <w:pPr>
         <w:pStyle w:val="Endure-ChapterBodyText"/>
-        <w:spacing w:before="20" w:after="20"/>
+        <w:spacing w:before="40" w:after="40"/>
         <w:ind w:left="360" w:hanging="216"/>
       </w:pPr>
       <w:r>
         <w:rPr>
-          <w:sz w:val="18"/>
+          <w:sz w:val="20"/>
         </w:rPr>
         <w:t xml:space="preserve">• </w:t>
       </w:r>
       <w:r>
+        <w:rPr>
+          <w:sz w:val="20"/>
+        </w:rPr>
         <w:t xml:space="preserve">Ollama con </w:t>
       </w:r>
       <w:r>
         <w:rPr>
           <w:rFonts w:ascii="Courier New" w:hAnsi="Courier New"/>
-          <w:sz w:val="17"/>
+          <w:sz w:val="16"/>
         </w:rPr>
         <w:t>qwen3:7b</w:t>
       </w:r>
       <w:r>
+        <w:rPr>
+          <w:sz w:val="20"/>
+        </w:rPr>
         <w:t xml:space="preserve"> y </w:t>
       </w:r>
       <w:r>
         <w:rPr>
           <w:rFonts w:ascii="Courier New" w:hAnsi="Courier New"/>
-          <w:sz w:val="17"/>
+          <w:sz w:val="16"/>
         </w:rPr>
         <w:t>nomic-embed-text</w:t>
       </w:r>
       <w:r>
+        <w:rPr>
+          <w:sz w:val="20"/>
+        </w:rPr>
         <w:t xml:space="preserve"> (Capítulo 12)</w:t>
       </w:r>
     </w:p>
     <w:p>
       <w:pPr>
         <w:pStyle w:val="Endure-ChapterBodyText"/>
-        <w:spacing w:before="20" w:after="20"/>
+        <w:spacing w:before="40" w:after="40"/>
         <w:ind w:left="360" w:hanging="216"/>
       </w:pPr>
       <w:r>
         <w:rPr>
-          <w:sz w:val="18"/>
+          <w:sz w:val="20"/>
         </w:rPr>
         <w:t xml:space="preserve">• </w:t>
       </w:r>
       <w:r>
+        <w:rPr>
+          <w:sz w:val="20"/>
+        </w:rPr>
         <w:t>NVMe recomendado para la base de datos vectorial (Capítulo 4)</w:t>
       </w:r>
     </w:p>
     <w:p>
       <w:pPr>
         <w:pStyle w:val="Endure-ChapterBodyText"/>
-        <w:spacing w:before="20" w:after="20"/>
+        <w:spacing w:before="40" w:after="40"/>
         <w:ind w:left="360" w:hanging="216"/>
       </w:pPr>
       <w:r>
         <w:rPr>
-          <w:sz w:val="18"/>
+          <w:sz w:val="20"/>
         </w:rPr>
         <w:t xml:space="preserve">• </w:t>
       </w:r>
       <w:r>
+        <w:rPr>
+          <w:sz w:val="20"/>
+        </w:rPr>
         <w:t>Python + venv de desarrollo (Capítulo 7)</w:t>
       </w:r>
     </w:p>
@@ -198,32 +239,45 @@
     <w:p>
       <w:pPr>
         <w:pStyle w:val="Endure-ChapterBodyText"/>
+        <w:spacing w:before="100" w:after="100"/>
       </w:pPr>
       <w:r>
         <w:rPr>
           <w:b/>
+          <w:sz w:val="20"/>
         </w:rPr>
         <w:t>Tiempo de indexación:</w:t>
       </w:r>
       <w:r>
+        <w:rPr>
+          <w:sz w:val="20"/>
+        </w:rPr>
         <w:t xml:space="preserve"> ~30 seg por 100 páginas de PDF </w:t>
       </w:r>
       <w:r>
         <w:rPr>
           <w:b/>
+          <w:sz w:val="20"/>
         </w:rPr>
         <w:t>Tiempo de respuesta por consulta:</w:t>
       </w:r>
       <w:r>
+        <w:rPr>
+          <w:sz w:val="20"/>
+        </w:rPr>
         <w:t xml:space="preserve"> 3–8 segundos </w:t>
       </w:r>
       <w:r>
         <w:rPr>
           <w:b/>
+          <w:sz w:val="20"/>
         </w:rPr>
         <w:t>Modo de energía:</w:t>
       </w:r>
       <w:r>
+        <w:rPr>
+          <w:sz w:val="20"/>
+        </w:rPr>
         <w:t xml:space="preserve"> 30W (embeddings + 7B LLM)</w:t>
       </w:r>
     </w:p>
@@ -232,8 +286,12 @@
         <w:pStyle w:val="Endure-Subhead"/>
         <w:keepNext/>
         <w:spacing w:before="240" w:after="60"/>
+        <w:outlineLvl w:val="1"/>
       </w:pPr>
       <w:r>
+        <w:rPr>
+          <w:sz w:val="24"/>
+        </w:rPr>
         <w:t>25.1 Prerrequisito — Instalar nomic-embed-text</w:t>
       </w:r>
     </w:p>
@@ -250,7 +308,7 @@
         <w:tc>
           <w:tcPr>
             <w:tcW w:type="dxa" w:w="8152"/>
-            <w:shd w:val="clear" w:color="auto" w:fill="F2F2F2"/>
+            <w:shd w:val="clear" w:color="auto" w:fill="EAEAEA"/>
             <w:tcBorders>
               <w:left w:val="thick" w:sz="24" w:color="1A5A6A"/>
             </w:tcBorders>
@@ -396,7 +454,7 @@
         <w:tc>
           <w:tcPr>
             <w:tcW w:type="dxa" w:w="8152"/>
-            <w:shd w:val="clear" w:color="auto" w:fill="F2F2F2"/>
+            <w:shd w:val="clear" w:color="auto" w:fill="EAEAEA"/>
             <w:tcBorders>
               <w:left w:val="thick" w:sz="24" w:color="1A5A6A"/>
             </w:tcBorders>
@@ -434,6 +492,7 @@
             <w:r>
               <w:rPr>
                 <w:rFonts w:ascii="Courier New" w:hAnsi="Courier New"/>
+                <w:i/>
                 <w:color w:val="555555"/>
                 <w:sz w:val="16"/>
               </w:rPr>
@@ -461,7 +520,7 @@
         <w:tc>
           <w:tcPr>
             <w:tcW w:type="dxa" w:w="8152"/>
-            <w:shd w:val="clear" w:color="auto" w:fill="F2F2F2"/>
+            <w:shd w:val="clear" w:color="auto" w:fill="EAEAEA"/>
             <w:tcBorders>
               <w:left w:val="thick" w:sz="24" w:color="1A5A6A"/>
             </w:tcBorders>
@@ -534,8 +593,12 @@
         <w:pStyle w:val="Endure-Subhead"/>
         <w:keepNext/>
         <w:spacing w:before="240" w:after="60"/>
+        <w:outlineLvl w:val="1"/>
       </w:pPr>
       <w:r>
+        <w:rPr>
+          <w:sz w:val="24"/>
+        </w:rPr>
         <w:t>25.2 Estructura del Proyecto</w:t>
       </w:r>
     </w:p>
@@ -552,7 +615,7 @@
         <w:tc>
           <w:tcPr>
             <w:tcW w:type="dxa" w:w="8152"/>
-            <w:shd w:val="clear" w:color="auto" w:fill="F2F2F2"/>
+            <w:shd w:val="clear" w:color="auto" w:fill="EAEAEA"/>
             <w:tcBorders>
               <w:left w:val="thick" w:sz="24" w:color="1A5A6A"/>
             </w:tcBorders>
@@ -632,7 +695,7 @@
         <w:tc>
           <w:tcPr>
             <w:tcW w:type="dxa" w:w="8152"/>
-            <w:shd w:val="clear" w:color="auto" w:fill="F2F2F2"/>
+            <w:shd w:val="clear" w:color="auto" w:fill="EAEAEA"/>
             <w:tcBorders>
               <w:left w:val="thick" w:sz="24" w:color="1A5A6A"/>
             </w:tcBorders>
@@ -653,6 +716,7 @@
             <w:r>
               <w:rPr>
                 <w:rFonts w:ascii="Courier New" w:hAnsi="Courier New"/>
+                <w:i/>
                 <w:color w:val="555555"/>
                 <w:sz w:val="16"/>
               </w:rPr>
@@ -669,6 +733,7 @@
             <w:r>
               <w:rPr>
                 <w:rFonts w:ascii="Courier New" w:hAnsi="Courier New"/>
+                <w:i/>
                 <w:color w:val="555555"/>
                 <w:sz w:val="16"/>
               </w:rPr>
@@ -685,6 +750,7 @@
             <w:r>
               <w:rPr>
                 <w:rFonts w:ascii="Courier New" w:hAnsi="Courier New"/>
+                <w:i/>
                 <w:color w:val="555555"/>
                 <w:sz w:val="16"/>
               </w:rPr>
@@ -701,6 +767,7 @@
             <w:r>
               <w:rPr>
                 <w:rFonts w:ascii="Courier New" w:hAnsi="Courier New"/>
+                <w:i/>
                 <w:color w:val="555555"/>
                 <w:sz w:val="16"/>
               </w:rPr>
@@ -717,6 +784,7 @@
             <w:r>
               <w:rPr>
                 <w:rFonts w:ascii="Courier New" w:hAnsi="Courier New"/>
+                <w:i/>
                 <w:color w:val="555555"/>
                 <w:sz w:val="16"/>
               </w:rPr>
@@ -733,6 +801,7 @@
             <w:r>
               <w:rPr>
                 <w:rFonts w:ascii="Courier New" w:hAnsi="Courier New"/>
+                <w:i/>
                 <w:color w:val="555555"/>
                 <w:sz w:val="16"/>
               </w:rPr>
@@ -749,6 +818,7 @@
             <w:r>
               <w:rPr>
                 <w:rFonts w:ascii="Courier New" w:hAnsi="Courier New"/>
+                <w:i/>
                 <w:color w:val="555555"/>
                 <w:sz w:val="16"/>
               </w:rPr>
@@ -765,6 +835,7 @@
             <w:r>
               <w:rPr>
                 <w:rFonts w:ascii="Courier New" w:hAnsi="Courier New"/>
+                <w:i/>
                 <w:color w:val="555555"/>
                 <w:sz w:val="16"/>
               </w:rPr>
@@ -781,6 +852,7 @@
             <w:r>
               <w:rPr>
                 <w:rFonts w:ascii="Courier New" w:hAnsi="Courier New"/>
+                <w:i/>
                 <w:color w:val="555555"/>
                 <w:sz w:val="16"/>
               </w:rPr>
@@ -800,8 +872,12 @@
         <w:pStyle w:val="Endure-Subhead"/>
         <w:keepNext/>
         <w:spacing w:before="240" w:after="60"/>
+        <w:outlineLvl w:val="1"/>
       </w:pPr>
       <w:r>
+        <w:rPr>
+          <w:sz w:val="24"/>
+        </w:rPr>
         <w:t>25.3 Script 1 — Indexador de Documentos</w:t>
       </w:r>
     </w:p>
@@ -818,7 +894,7 @@
         <w:tc>
           <w:tcPr>
             <w:tcW w:type="dxa" w:w="8152"/>
-            <w:shd w:val="clear" w:color="auto" w:fill="F2F2F2"/>
+            <w:shd w:val="clear" w:color="auto" w:fill="EAEAEA"/>
             <w:tcBorders>
               <w:left w:val="thick" w:sz="24" w:color="1A5A6A"/>
             </w:tcBorders>
@@ -839,7 +915,8 @@
             <w:r>
               <w:rPr>
                 <w:rFonts w:ascii="Courier New" w:hAnsi="Courier New"/>
-                <w:color w:val="1A1A1A"/>
+                <w:i/>
+                <w:color w:val="888888"/>
                 <w:sz w:val="16"/>
               </w:rPr>
               <w:t># scripts/indexer.py</w:t>
@@ -1092,7 +1169,8 @@
             <w:r>
               <w:rPr>
                 <w:rFonts w:ascii="Courier New" w:hAnsi="Courier New"/>
-                <w:color w:val="1A1A1A"/>
+                <w:i/>
+                <w:color w:val="888888"/>
                 <w:sz w:val="16"/>
               </w:rPr>
               <w:t># ── Configuración ─────────────────────────────────────────</w:t>
@@ -2310,7 +2388,8 @@
             <w:r>
               <w:rPr>
                 <w:rFonts w:ascii="Courier New" w:hAnsi="Courier New"/>
-                <w:color w:val="1A1A1A"/>
+                <w:i/>
+                <w:color w:val="888888"/>
                 <w:sz w:val="16"/>
               </w:rPr>
               <w:t xml:space="preserve">        # Buscar un corte natural (punto o salto de línea)</w:t>
@@ -2342,7 +2421,8 @@
             <w:r>
               <w:rPr>
                 <w:rFonts w:ascii="Courier New" w:hAnsi="Courier New"/>
-                <w:color w:val="1A1A1A"/>
+                <w:i/>
+                <w:color w:val="888888"/>
                 <w:sz w:val="16"/>
               </w:rPr>
               <w:t xml:space="preserve">            # Buscar el último punto en la ventana</w:t>
@@ -2486,7 +2566,8 @@
             <w:r>
               <w:rPr>
                 <w:rFonts w:ascii="Courier New" w:hAnsi="Courier New"/>
-                <w:color w:val="1A1A1A"/>
+                <w:i/>
+                <w:color w:val="888888"/>
                 <w:sz w:val="16"/>
               </w:rPr>
               <w:t xml:space="preserve">                # Recalcular el fin basado en el punto</w:t>
@@ -2932,7 +3013,8 @@
             <w:r>
               <w:rPr>
                 <w:rFonts w:ascii="Courier New" w:hAnsi="Courier New"/>
-                <w:color w:val="1A1A1A"/>
+                <w:i/>
+                <w:color w:val="888888"/>
                 <w:sz w:val="16"/>
               </w:rPr>
               <w:t xml:space="preserve">    # Verificar si ya está indexado</w:t>
@@ -3108,7 +3190,8 @@
             <w:r>
               <w:rPr>
                 <w:rFonts w:ascii="Courier New" w:hAnsi="Courier New"/>
-                <w:color w:val="1A1A1A"/>
+                <w:i/>
+                <w:color w:val="888888"/>
                 <w:sz w:val="16"/>
               </w:rPr>
               <w:t xml:space="preserve">    # Extraer texto</w:t>
@@ -3284,7 +3367,8 @@
             <w:r>
               <w:rPr>
                 <w:rFonts w:ascii="Courier New" w:hAnsi="Courier New"/>
-                <w:color w:val="1A1A1A"/>
+                <w:i/>
+                <w:color w:val="888888"/>
                 <w:sz w:val="16"/>
               </w:rPr>
               <w:t xml:space="preserve">    # Dividir en chunks</w:t>
@@ -3348,7 +3432,8 @@
             <w:r>
               <w:rPr>
                 <w:rFonts w:ascii="Courier New" w:hAnsi="Courier New"/>
-                <w:color w:val="1A1A1A"/>
+                <w:i/>
+                <w:color w:val="888888"/>
                 <w:sz w:val="16"/>
               </w:rPr>
               <w:t xml:space="preserve">    # Generar embeddings e insertar en ChromaDB</w:t>
@@ -4050,7 +4135,8 @@
             <w:r>
               <w:rPr>
                 <w:rFonts w:ascii="Courier New" w:hAnsi="Courier New"/>
-                <w:color w:val="1A1A1A"/>
+                <w:i/>
+                <w:color w:val="888888"/>
                 <w:sz w:val="16"/>
               </w:rPr>
               <w:t xml:space="preserve">    # Inicializar ChromaDB</w:t>
@@ -4891,7 +4977,7 @@
         <w:tc>
           <w:tcPr>
             <w:tcW w:type="dxa" w:w="8152"/>
-            <w:shd w:val="clear" w:color="auto" w:fill="F2F2F2"/>
+            <w:shd w:val="clear" w:color="auto" w:fill="EAEAEA"/>
             <w:tcBorders>
               <w:left w:val="thick" w:sz="24" w:color="1A5A6A"/>
             </w:tcBorders>
@@ -5004,7 +5090,7 @@
         <w:tc>
           <w:tcPr>
             <w:tcW w:type="dxa" w:w="8152"/>
-            <w:shd w:val="clear" w:color="auto" w:fill="F2F2F2"/>
+            <w:shd w:val="clear" w:color="auto" w:fill="EAEAEA"/>
             <w:tcBorders>
               <w:left w:val="thick" w:sz="24" w:color="1A5A6A"/>
             </w:tcBorders>
@@ -5042,6 +5128,7 @@
             <w:r>
               <w:rPr>
                 <w:rFonts w:ascii="Courier New" w:hAnsi="Courier New"/>
+                <w:i/>
                 <w:color w:val="555555"/>
                 <w:sz w:val="16"/>
               </w:rPr>
@@ -5058,6 +5145,7 @@
             <w:r>
               <w:rPr>
                 <w:rFonts w:ascii="Courier New" w:hAnsi="Courier New"/>
+                <w:i/>
                 <w:color w:val="555555"/>
                 <w:sz w:val="16"/>
               </w:rPr>
@@ -5089,6 +5177,7 @@
             <w:r>
               <w:rPr>
                 <w:rFonts w:ascii="Courier New" w:hAnsi="Courier New"/>
+                <w:i/>
                 <w:color w:val="555555"/>
                 <w:sz w:val="16"/>
               </w:rPr>
@@ -5105,6 +5194,7 @@
             <w:r>
               <w:rPr>
                 <w:rFonts w:ascii="Courier New" w:hAnsi="Courier New"/>
+                <w:i/>
                 <w:color w:val="555555"/>
                 <w:sz w:val="16"/>
               </w:rPr>
@@ -5121,6 +5211,7 @@
             <w:r>
               <w:rPr>
                 <w:rFonts w:ascii="Courier New" w:hAnsi="Courier New"/>
+                <w:i/>
                 <w:color w:val="555555"/>
                 <w:sz w:val="16"/>
               </w:rPr>
@@ -5137,6 +5228,7 @@
             <w:r>
               <w:rPr>
                 <w:rFonts w:ascii="Courier New" w:hAnsi="Courier New"/>
+                <w:i/>
                 <w:color w:val="555555"/>
                 <w:sz w:val="16"/>
               </w:rPr>
@@ -5153,6 +5245,7 @@
             <w:r>
               <w:rPr>
                 <w:rFonts w:ascii="Courier New" w:hAnsi="Courier New"/>
+                <w:i/>
                 <w:color w:val="555555"/>
                 <w:sz w:val="16"/>
               </w:rPr>
@@ -5184,6 +5277,7 @@
             <w:r>
               <w:rPr>
                 <w:rFonts w:ascii="Courier New" w:hAnsi="Courier New"/>
+                <w:i/>
                 <w:color w:val="555555"/>
                 <w:sz w:val="16"/>
               </w:rPr>
@@ -5200,6 +5294,7 @@
             <w:r>
               <w:rPr>
                 <w:rFonts w:ascii="Courier New" w:hAnsi="Courier New"/>
+                <w:i/>
                 <w:color w:val="555555"/>
                 <w:sz w:val="16"/>
               </w:rPr>
@@ -5216,6 +5311,7 @@
             <w:r>
               <w:rPr>
                 <w:rFonts w:ascii="Courier New" w:hAnsi="Courier New"/>
+                <w:i/>
                 <w:color w:val="555555"/>
                 <w:sz w:val="16"/>
               </w:rPr>
@@ -5232,6 +5328,7 @@
             <w:r>
               <w:rPr>
                 <w:rFonts w:ascii="Courier New" w:hAnsi="Courier New"/>
+                <w:i/>
                 <w:color w:val="555555"/>
                 <w:sz w:val="16"/>
               </w:rPr>
@@ -5248,6 +5345,7 @@
             <w:r>
               <w:rPr>
                 <w:rFonts w:ascii="Courier New" w:hAnsi="Courier New"/>
+                <w:i/>
                 <w:color w:val="555555"/>
                 <w:sz w:val="16"/>
               </w:rPr>
@@ -5264,6 +5362,7 @@
             <w:r>
               <w:rPr>
                 <w:rFonts w:ascii="Courier New" w:hAnsi="Courier New"/>
+                <w:i/>
                 <w:color w:val="555555"/>
                 <w:sz w:val="16"/>
               </w:rPr>
@@ -5280,6 +5379,7 @@
             <w:r>
               <w:rPr>
                 <w:rFonts w:ascii="Courier New" w:hAnsi="Courier New"/>
+                <w:i/>
                 <w:color w:val="555555"/>
                 <w:sz w:val="16"/>
               </w:rPr>
@@ -5299,8 +5399,12 @@
         <w:pStyle w:val="Endure-Subhead"/>
         <w:keepNext/>
         <w:spacing w:before="240" w:after="60"/>
+        <w:outlineLvl w:val="1"/>
       </w:pPr>
       <w:r>
+        <w:rPr>
+          <w:sz w:val="24"/>
+        </w:rPr>
         <w:t>25.4 Script 2 — Motor de Consultas RAG</w:t>
       </w:r>
     </w:p>
@@ -5317,7 +5421,7 @@
         <w:tc>
           <w:tcPr>
             <w:tcW w:type="dxa" w:w="8152"/>
-            <w:shd w:val="clear" w:color="auto" w:fill="F2F2F2"/>
+            <w:shd w:val="clear" w:color="auto" w:fill="EAEAEA"/>
             <w:tcBorders>
               <w:left w:val="thick" w:sz="24" w:color="1A5A6A"/>
             </w:tcBorders>
@@ -5338,7 +5442,8 @@
             <w:r>
               <w:rPr>
                 <w:rFonts w:ascii="Courier New" w:hAnsi="Courier New"/>
-                <w:color w:val="1A1A1A"/>
+                <w:i/>
+                <w:color w:val="888888"/>
                 <w:sz w:val="16"/>
               </w:rPr>
               <w:t># scripts/retriever.py</w:t>
@@ -5876,7 +5981,8 @@
             <w:r>
               <w:rPr>
                 <w:rFonts w:ascii="Courier New" w:hAnsi="Courier New"/>
-                <w:color w:val="1A1A1A"/>
+                <w:i/>
+                <w:color w:val="888888"/>
                 <w:sz w:val="16"/>
               </w:rPr>
               <w:t xml:space="preserve">    # Generar embedding de la pregunta</w:t>
@@ -5924,7 +6030,8 @@
             <w:r>
               <w:rPr>
                 <w:rFonts w:ascii="Courier New" w:hAnsi="Courier New"/>
-                <w:color w:val="1A1A1A"/>
+                <w:i/>
+                <w:color w:val="888888"/>
                 <w:sz w:val="16"/>
               </w:rPr>
               <w:t xml:space="preserve">    # Buscar chunks similares</w:t>
@@ -6180,7 +6287,8 @@
             <w:r>
               <w:rPr>
                 <w:rFonts w:ascii="Courier New" w:hAnsi="Courier New"/>
-                <w:color w:val="1A1A1A"/>
+                <w:i/>
+                <w:color w:val="888888"/>
                 <w:sz w:val="16"/>
               </w:rPr>
               <w:t xml:space="preserve">    # Ordenar por similitud descendente</w:t>
@@ -6402,7 +6510,8 @@
             <w:r>
               <w:rPr>
                 <w:rFonts w:ascii="Courier New" w:hAnsi="Courier New"/>
-                <w:color w:val="1A1A1A"/>
+                <w:i/>
+                <w:color w:val="888888"/>
                 <w:sz w:val="16"/>
               </w:rPr>
               <w:t xml:space="preserve">    # 1. Recuperar contexto</w:t>
@@ -6578,7 +6687,8 @@
             <w:r>
               <w:rPr>
                 <w:rFonts w:ascii="Courier New" w:hAnsi="Courier New"/>
-                <w:color w:val="1A1A1A"/>
+                <w:i/>
+                <w:color w:val="888888"/>
                 <w:sz w:val="16"/>
               </w:rPr>
               <w:t xml:space="preserve">    # Filtrar chunks con similitud muy baja (&lt; 0.3 = probablemente irrelevantes)</w:t>
@@ -6738,7 +6848,8 @@
             <w:r>
               <w:rPr>
                 <w:rFonts w:ascii="Courier New" w:hAnsi="Courier New"/>
-                <w:color w:val="1A1A1A"/>
+                <w:i/>
+                <w:color w:val="888888"/>
                 <w:sz w:val="16"/>
               </w:rPr>
               <w:t xml:space="preserve">    # 2. Construir prompt con contexto</w:t>
@@ -7118,7 +7229,8 @@
             <w:r>
               <w:rPr>
                 <w:rFonts w:ascii="Courier New" w:hAnsi="Courier New"/>
-                <w:color w:val="1A1A1A"/>
+                <w:i/>
+                <w:color w:val="888888"/>
                 <w:sz w:val="16"/>
               </w:rPr>
               <w:t xml:space="preserve">    # 3. Generar respuesta con LLM</w:t>
@@ -7358,7 +7470,8 @@
             <w:r>
               <w:rPr>
                 <w:rFonts w:ascii="Courier New" w:hAnsi="Courier New"/>
-                <w:color w:val="1A1A1A"/>
+                <w:i/>
+                <w:color w:val="888888"/>
                 <w:sz w:val="16"/>
               </w:rPr>
               <w:t xml:space="preserve">    # 4. Extraer fuentes únicas citadas</w:t>
@@ -7788,7 +7901,8 @@
             <w:r>
               <w:rPr>
                 <w:rFonts w:ascii="Courier New" w:hAnsi="Courier New"/>
-                <w:color w:val="1A1A1A"/>
+                <w:i/>
+                <w:color w:val="888888"/>
                 <w:sz w:val="16"/>
               </w:rPr>
               <w:t xml:space="preserve">    # Verificar base de datos</w:t>
@@ -8509,8 +8623,12 @@
         <w:pStyle w:val="Endure-Subhead"/>
         <w:keepNext/>
         <w:spacing w:before="240" w:after="60"/>
+        <w:outlineLvl w:val="1"/>
       </w:pPr>
       <w:r>
+        <w:rPr>
+          <w:sz w:val="24"/>
+        </w:rPr>
         <w:t>25.5 API REST (FastAPI)</w:t>
       </w:r>
     </w:p>
@@ -8527,7 +8645,7 @@
         <w:tc>
           <w:tcPr>
             <w:tcW w:type="dxa" w:w="8152"/>
-            <w:shd w:val="clear" w:color="auto" w:fill="F2F2F2"/>
+            <w:shd w:val="clear" w:color="auto" w:fill="EAEAEA"/>
             <w:tcBorders>
               <w:left w:val="thick" w:sz="24" w:color="1A5A6A"/>
             </w:tcBorders>
@@ -8548,7 +8666,8 @@
             <w:r>
               <w:rPr>
                 <w:rFonts w:ascii="Courier New" w:hAnsi="Courier New"/>
-                <w:color w:val="1A1A1A"/>
+                <w:i/>
+                <w:color w:val="888888"/>
                 <w:sz w:val="16"/>
               </w:rPr>
               <w:t># api/rag_api.py</w:t>
@@ -9522,7 +9641,7 @@
         <w:tc>
           <w:tcPr>
             <w:tcW w:type="dxa" w:w="8152"/>
-            <w:shd w:val="clear" w:color="auto" w:fill="F2F2F2"/>
+            <w:shd w:val="clear" w:color="auto" w:fill="EAEAEA"/>
             <w:tcBorders>
               <w:left w:val="thick" w:sz="24" w:color="1A5A6A"/>
             </w:tcBorders>
@@ -9576,6 +9695,7 @@
             <w:r>
               <w:rPr>
                 <w:rFonts w:ascii="Courier New" w:hAnsi="Courier New"/>
+                <w:i/>
                 <w:color w:val="555555"/>
                 <w:sz w:val="16"/>
               </w:rPr>
@@ -9640,6 +9760,7 @@
             <w:r>
               <w:rPr>
                 <w:rFonts w:ascii="Courier New" w:hAnsi="Courier New"/>
+                <w:i/>
                 <w:color w:val="555555"/>
                 <w:sz w:val="16"/>
               </w:rPr>
@@ -9656,6 +9777,7 @@
             <w:r>
               <w:rPr>
                 <w:rFonts w:ascii="Courier New" w:hAnsi="Courier New"/>
+                <w:i/>
                 <w:color w:val="555555"/>
                 <w:sz w:val="16"/>
               </w:rPr>
@@ -9675,8 +9797,12 @@
         <w:pStyle w:val="Endure-Subhead"/>
         <w:keepNext/>
         <w:spacing w:before="240" w:after="60"/>
+        <w:outlineLvl w:val="1"/>
       </w:pPr>
       <w:r>
+        <w:rPr>
+          <w:sz w:val="24"/>
+        </w:rPr>
         <w:t>25.6 Flujo de Uso Completo</w:t>
       </w:r>
     </w:p>
@@ -9693,7 +9819,7 @@
         <w:tc>
           <w:tcPr>
             <w:tcW w:type="dxa" w:w="8152"/>
-            <w:shd w:val="clear" w:color="auto" w:fill="F2F2F2"/>
+            <w:shd w:val="clear" w:color="auto" w:fill="EAEAEA"/>
             <w:tcBorders>
               <w:left w:val="thick" w:sz="24" w:color="1A5A6A"/>
             </w:tcBorders>
@@ -9779,6 +9905,7 @@
             <w:r>
               <w:rPr>
                 <w:rFonts w:ascii="Courier New" w:hAnsi="Courier New"/>
+                <w:i/>
                 <w:color w:val="555555"/>
                 <w:sz w:val="16"/>
               </w:rPr>
@@ -9939,6 +10066,7 @@
             <w:r>
               <w:rPr>
                 <w:rFonts w:ascii="Courier New" w:hAnsi="Courier New"/>
+                <w:i/>
                 <w:color w:val="555555"/>
                 <w:sz w:val="16"/>
               </w:rPr>
@@ -9958,8 +10086,12 @@
         <w:pStyle w:val="Endure-Subhead"/>
         <w:keepNext/>
         <w:spacing w:before="240" w:after="60"/>
+        <w:outlineLvl w:val="1"/>
       </w:pPr>
       <w:r>
+        <w:rPr>
+          <w:sz w:val="24"/>
+        </w:rPr>
         <w:t>25.7 Limpieza Post-Pipeline</w:t>
       </w:r>
     </w:p>
@@ -9976,7 +10108,7 @@
         <w:tc>
           <w:tcPr>
             <w:tcW w:type="dxa" w:w="8152"/>
-            <w:shd w:val="clear" w:color="auto" w:fill="F2F2F2"/>
+            <w:shd w:val="clear" w:color="auto" w:fill="EAEAEA"/>
             <w:tcBorders>
               <w:left w:val="thick" w:sz="24" w:color="1A5A6A"/>
             </w:tcBorders>
@@ -10014,6 +10146,7 @@
             <w:r>
               <w:rPr>
                 <w:rFonts w:ascii="Courier New" w:hAnsi="Courier New"/>
+                <w:i/>
                 <w:color w:val="555555"/>
                 <w:sz w:val="16"/>
               </w:rPr>
@@ -10061,6 +10194,7 @@
             <w:r>
               <w:rPr>
                 <w:rFonts w:ascii="Courier New" w:hAnsi="Courier New"/>
+                <w:i/>
                 <w:color w:val="555555"/>
                 <w:sz w:val="16"/>
               </w:rPr>
@@ -10077,6 +10211,7 @@
             <w:r>
               <w:rPr>
                 <w:rFonts w:ascii="Courier New" w:hAnsi="Courier New"/>
+                <w:i/>
                 <w:color w:val="555555"/>
                 <w:sz w:val="16"/>
               </w:rPr>
@@ -10144,8 +10279,12 @@
         <w:pStyle w:val="Endure-Subhead"/>
         <w:keepNext/>
         <w:spacing w:before="240" w:after="60"/>
+        <w:outlineLvl w:val="1"/>
       </w:pPr>
       <w:r>
+        <w:rPr>
+          <w:sz w:val="24"/>
+        </w:rPr>
         <w:t>25.8 Verificación Final del Capítulo</w:t>
       </w:r>
     </w:p>
@@ -10162,7 +10301,7 @@
         <w:tc>
           <w:tcPr>
             <w:tcW w:type="dxa" w:w="8152"/>
-            <w:shd w:val="clear" w:color="auto" w:fill="F2F2F2"/>
+            <w:shd w:val="clear" w:color="auto" w:fill="EAEAEA"/>
             <w:tcBorders>
               <w:left w:val="thick" w:sz="24" w:color="1A5A6A"/>
             </w:tcBorders>
@@ -10325,6 +10464,7 @@
             <w:r>
               <w:rPr>
                 <w:rFonts w:ascii="Courier New" w:hAnsi="Courier New"/>
+                <w:i/>
                 <w:color w:val="555555"/>
                 <w:sz w:val="16"/>
               </w:rPr>
@@ -10341,6 +10481,7 @@
             <w:r>
               <w:rPr>
                 <w:rFonts w:ascii="Courier New" w:hAnsi="Courier New"/>
+                <w:i/>
                 <w:color w:val="555555"/>
                 <w:sz w:val="16"/>
               </w:rPr>
@@ -10357,6 +10498,7 @@
             <w:r>
               <w:rPr>
                 <w:rFonts w:ascii="Courier New" w:hAnsi="Courier New"/>
+                <w:i/>
                 <w:color w:val="555555"/>
                 <w:sz w:val="16"/>
               </w:rPr>
@@ -10373,6 +10515,7 @@
             <w:r>
               <w:rPr>
                 <w:rFonts w:ascii="Courier New" w:hAnsi="Courier New"/>
+                <w:i/>
                 <w:color w:val="555555"/>
                 <w:sz w:val="16"/>
               </w:rPr>
@@ -10389,6 +10532,7 @@
             <w:r>
               <w:rPr>
                 <w:rFonts w:ascii="Courier New" w:hAnsi="Courier New"/>
+                <w:i/>
                 <w:color w:val="555555"/>
                 <w:sz w:val="16"/>
               </w:rPr>
@@ -10405,6 +10549,7 @@
             <w:r>
               <w:rPr>
                 <w:rFonts w:ascii="Courier New" w:hAnsi="Courier New"/>
+                <w:i/>
                 <w:color w:val="555555"/>
                 <w:sz w:val="16"/>
               </w:rPr>
@@ -10421,6 +10566,7 @@
             <w:r>
               <w:rPr>
                 <w:rFonts w:ascii="Courier New" w:hAnsi="Courier New"/>
+                <w:i/>
                 <w:color w:val="555555"/>
                 <w:sz w:val="16"/>
               </w:rPr>
@@ -10563,6 +10709,7 @@
             <w:r>
               <w:rPr>
                 <w:rFonts w:ascii="Courier New" w:hAnsi="Courier New"/>
+                <w:i/>
                 <w:color w:val="555555"/>
                 <w:sz w:val="16"/>
               </w:rPr>
@@ -10595,6 +10742,7 @@
             <w:r>
               <w:rPr>
                 <w:rFonts w:ascii="Courier New" w:hAnsi="Courier New"/>
+                <w:i/>
                 <w:color w:val="555555"/>
                 <w:sz w:val="16"/>
               </w:rPr>
@@ -10611,6 +10759,7 @@
             <w:r>
               <w:rPr>
                 <w:rFonts w:ascii="Courier New" w:hAnsi="Courier New"/>
+                <w:i/>
                 <w:color w:val="555555"/>
                 <w:sz w:val="16"/>
               </w:rPr>
@@ -10627,6 +10776,7 @@
             <w:r>
               <w:rPr>
                 <w:rFonts w:ascii="Courier New" w:hAnsi="Courier New"/>
+                <w:i/>
                 <w:color w:val="555555"/>
                 <w:sz w:val="16"/>
               </w:rPr>
@@ -10643,6 +10793,7 @@
             <w:r>
               <w:rPr>
                 <w:rFonts w:ascii="Courier New" w:hAnsi="Courier New"/>
+                <w:i/>
                 <w:color w:val="555555"/>
                 <w:sz w:val="16"/>
               </w:rPr>
@@ -10659,6 +10810,7 @@
             <w:r>
               <w:rPr>
                 <w:rFonts w:ascii="Courier New" w:hAnsi="Courier New"/>
+                <w:i/>
                 <w:color w:val="555555"/>
                 <w:sz w:val="16"/>
               </w:rPr>
@@ -10675,6 +10827,7 @@
             <w:r>
               <w:rPr>
                 <w:rFonts w:ascii="Courier New" w:hAnsi="Courier New"/>
+                <w:i/>
                 <w:color w:val="555555"/>
                 <w:sz w:val="16"/>
               </w:rPr>
@@ -10691,6 +10844,7 @@
             <w:r>
               <w:rPr>
                 <w:rFonts w:ascii="Courier New" w:hAnsi="Courier New"/>
+                <w:i/>
                 <w:color w:val="555555"/>
                 <w:sz w:val="16"/>
               </w:rPr>
@@ -10707,6 +10861,7 @@
             <w:r>
               <w:rPr>
                 <w:rFonts w:ascii="Courier New" w:hAnsi="Courier New"/>
+                <w:i/>
                 <w:color w:val="555555"/>
                 <w:sz w:val="16"/>
               </w:rPr>
@@ -10786,6 +10941,7 @@
             <w:r>
               <w:rPr>
                 <w:rFonts w:ascii="Courier New" w:hAnsi="Courier New"/>
+                <w:i/>
                 <w:color w:val="555555"/>
                 <w:sz w:val="16"/>
               </w:rPr>
@@ -10802,6 +10958,7 @@
             <w:r>
               <w:rPr>
                 <w:rFonts w:ascii="Courier New" w:hAnsi="Courier New"/>
+                <w:i/>
                 <w:color w:val="555555"/>
                 <w:sz w:val="16"/>
               </w:rPr>
@@ -10868,8 +11025,12 @@
         <w:pStyle w:val="Endure-Subhead"/>
         <w:keepNext/>
         <w:spacing w:before="240" w:after="60"/>
+        <w:outlineLvl w:val="1"/>
       </w:pPr>
       <w:r>
+        <w:rPr>
+          <w:sz w:val="24"/>
+        </w:rPr>
         <w:t>25.9 Escalabilidad y Extensiones</w:t>
       </w:r>
     </w:p>
@@ -10878,10 +11039,11 @@
         <w:pStyle w:val="Endure-Subhead"/>
         <w:keepNext/>
         <w:spacing w:before="160" w:after="60"/>
+        <w:outlineLvl w:val="2"/>
       </w:pPr>
       <w:r>
         <w:rPr>
-          <w:sz w:val="18"/>
+          <w:sz w:val="22"/>
         </w:rPr>
         <w:t>25.9.1 Consulta de Documentos vía Telegram</w:t>
       </w:r>
@@ -10889,22 +11051,31 @@
     <w:p>
       <w:pPr>
         <w:pStyle w:val="Endure-FirstParagraphBodyText"/>
+        <w:spacing w:before="100" w:after="100"/>
       </w:pPr>
       <w:r>
+        <w:rPr>
+          <w:sz w:val="20"/>
+        </w:rPr>
         <w:t>El sistema RAG puede integrarse con Telegram para que cualquier miembro del equipo consulte documentos empresariales desde su teléfono, sin acceso directo al Jetson.</w:t>
       </w:r>
     </w:p>
     <w:p>
       <w:pPr>
         <w:pStyle w:val="Endure-ChapterBodyText"/>
+        <w:spacing w:before="100" w:after="100"/>
       </w:pPr>
       <w:r>
         <w:rPr>
           <w:b/>
+          <w:sz w:val="20"/>
         </w:rPr>
         <w:t>Flujo con N8N</w:t>
       </w:r>
       <w:r>
+        <w:rPr>
+          <w:sz w:val="20"/>
+        </w:rPr>
         <w:t xml:space="preserve"> (ver Capítulo 14):</w:t>
       </w:r>
     </w:p>
@@ -10921,7 +11092,7 @@
         <w:tc>
           <w:tcPr>
             <w:tcW w:type="dxa" w:w="8152"/>
-            <w:shd w:val="clear" w:color="auto" w:fill="F2F2F2"/>
+            <w:shd w:val="clear" w:color="auto" w:fill="EAEAEA"/>
             <w:tcBorders>
               <w:left w:val="thick" w:sz="24" w:color="1A5A6A"/>
             </w:tcBorders>
@@ -11245,14 +11416,19 @@
     <w:p>
       <w:pPr>
         <w:pStyle w:val="Endure-ChapterBodyText"/>
+        <w:spacing w:before="100" w:after="100"/>
       </w:pPr>
       <w:r>
         <w:rPr>
           <w:b/>
+          <w:sz w:val="20"/>
         </w:rPr>
         <w:t>Flujo con OpenClaw</w:t>
       </w:r>
       <w:r>
+        <w:rPr>
+          <w:sz w:val="20"/>
+        </w:rPr>
         <w:t xml:space="preserve"> (ver Capítulo 11A):</w:t>
       </w:r>
     </w:p>
@@ -11269,7 +11445,7 @@
         <w:tc>
           <w:tcPr>
             <w:tcW w:type="dxa" w:w="8152"/>
-            <w:shd w:val="clear" w:color="auto" w:fill="F2F2F2"/>
+            <w:shd w:val="clear" w:color="auto" w:fill="EAEAEA"/>
             <w:tcBorders>
               <w:left w:val="thick" w:sz="24" w:color="1A5A6A"/>
             </w:tcBorders>
@@ -11489,10 +11665,11 @@
         <w:pStyle w:val="Endure-Subhead"/>
         <w:keepNext/>
         <w:spacing w:before="160" w:after="60"/>
+        <w:outlineLvl w:val="2"/>
       </w:pPr>
       <w:r>
         <w:rPr>
-          <w:sz w:val="18"/>
+          <w:sz w:val="22"/>
         </w:rPr>
         <w:t>25.9.2 Modo Mixto con OpenRouter</w:t>
       </w:r>
@@ -11500,8 +11677,12 @@
     <w:p>
       <w:pPr>
         <w:pStyle w:val="Endure-FirstParagraphBodyText"/>
+        <w:spacing w:before="100" w:after="100"/>
       </w:pPr>
       <w:r>
+        <w:rPr>
+          <w:sz w:val="20"/>
+        </w:rPr>
         <w:t>Para preguntas que requieran síntesis de información dispersa en múltiples documentos o razonamiento complejo, use OpenRouter como alternativa al modelo local:</w:t>
       </w:r>
     </w:p>
@@ -11518,7 +11699,7 @@
         <w:tc>
           <w:tcPr>
             <w:tcW w:type="dxa" w:w="8152"/>
-            <w:shd w:val="clear" w:color="auto" w:fill="F2F2F2"/>
+            <w:shd w:val="clear" w:color="auto" w:fill="EAEAEA"/>
             <w:tcBorders>
               <w:left w:val="thick" w:sz="24" w:color="1A5A6A"/>
             </w:tcBorders>
@@ -11805,7 +11986,7 @@
             <w:r>
               <w:rPr>
                 <w:rFonts w:ascii="Courier New" w:hAnsi="Courier New"/>
-                <w:sz w:val="17"/>
+                <w:sz w:val="16"/>
               </w:rPr>
               <w:t>nomic-embed-text</w:t>
             </w:r>
@@ -11834,7 +12015,7 @@
         <w:tc>
           <w:tcPr>
             <w:tcW w:type="dxa" w:w="8152"/>
-            <w:shd w:val="clear" w:color="auto" w:fill="F2F2F2"/>
+            <w:shd w:val="clear" w:color="auto" w:fill="EAEAEA"/>
             <w:tcBorders>
               <w:left w:val="thick" w:sz="24" w:color="1A5A6A"/>
             </w:tcBorders>
@@ -11855,6 +12036,7 @@
             <w:r>
               <w:rPr>
                 <w:rFonts w:ascii="Courier New" w:hAnsi="Courier New"/>
+                <w:i/>
                 <w:color w:val="555555"/>
                 <w:sz w:val="16"/>
               </w:rPr>
@@ -11871,6 +12053,7 @@
             <w:r>
               <w:rPr>
                 <w:rFonts w:ascii="Courier New" w:hAnsi="Courier New"/>
+                <w:i/>
                 <w:color w:val="555555"/>
                 <w:sz w:val="16"/>
               </w:rPr>
@@ -11890,10 +12073,11 @@
         <w:pStyle w:val="Endure-Subhead"/>
         <w:keepNext/>
         <w:spacing w:before="160" w:after="60"/>
+        <w:outlineLvl w:val="2"/>
       </w:pPr>
       <w:r>
         <w:rPr>
-          <w:sz w:val="18"/>
+          <w:sz w:val="22"/>
         </w:rPr>
         <w:t>25.9.3 Evaluación de Backend para Alta Concurrencia</w:t>
       </w:r>
@@ -11901,8 +12085,12 @@
     <w:p>
       <w:pPr>
         <w:pStyle w:val="Endure-FirstParagraphBodyText"/>
+        <w:spacing w:before="100" w:after="100"/>
       </w:pPr>
       <w:r>
+        <w:rPr>
+          <w:sz w:val="20"/>
+        </w:rPr>
         <w:t>El sistema RAG vía API REST puede recibir múltiples consultas simultáneas de distintos usuarios. El backend de inferencia impacta directamente en la capacidad de atenderlas:</w:t>
       </w:r>
     </w:p>
@@ -11920,20 +12108,38 @@
         <w:gridCol w:w="1630"/>
       </w:tblGrid>
       <w:tr>
+        <w:trPr>
+          <w:trHeight w:val="453" w:hRule="atLeast"/>
+          <w:tblHeader/>
+        </w:trPr>
         <w:tc>
           <w:tcPr>
             <w:tcW w:type="dxa" w:w="1630"/>
             <w:shd w:val="clear" w:color="auto" w:fill="1A5A6A"/>
+            <w:tcBorders>
+              <w:top w:val="single" w:sz="12" w:color="FFFFFF"/>
+              <w:left w:val="single" w:sz="12" w:color="FFFFFF"/>
+              <w:bottom w:val="single" w:sz="12" w:color="FFFFFF"/>
+              <w:right w:val="single" w:sz="12" w:color="FFFFFF"/>
+            </w:tcBorders>
+            <w:vAlign w:val="center"/>
+            <w:tcMar>
+              <w:top w:w="60" w:type="dxa"/>
+              <w:left w:w="120" w:type="dxa"/>
+              <w:bottom w:w="60" w:type="dxa"/>
+              <w:right w:w="80" w:type="dxa"/>
+            </w:tcMar>
           </w:tcPr>
           <w:p>
             <w:pPr>
+              <w:spacing w:before="0" w:after="0"/>
               <w:jc w:val="center"/>
             </w:pPr>
             <w:r>
               <w:rPr>
                 <w:b/>
                 <w:color w:val="FFFFFF"/>
-                <w:sz w:val="17"/>
+                <w:sz w:val="16"/>
               </w:rPr>
               <w:t>Backend</w:t>
             </w:r>
@@ -11943,16 +12149,30 @@
           <w:tcPr>
             <w:tcW w:type="dxa" w:w="1630"/>
             <w:shd w:val="clear" w:color="auto" w:fill="1A5A6A"/>
+            <w:tcBorders>
+              <w:top w:val="single" w:sz="12" w:color="FFFFFF"/>
+              <w:left w:val="single" w:sz="12" w:color="FFFFFF"/>
+              <w:bottom w:val="single" w:sz="12" w:color="FFFFFF"/>
+              <w:right w:val="single" w:sz="12" w:color="FFFFFF"/>
+            </w:tcBorders>
+            <w:vAlign w:val="center"/>
+            <w:tcMar>
+              <w:top w:w="60" w:type="dxa"/>
+              <w:left w:w="120" w:type="dxa"/>
+              <w:bottom w:w="60" w:type="dxa"/>
+              <w:right w:w="80" w:type="dxa"/>
+            </w:tcMar>
           </w:tcPr>
           <w:p>
             <w:pPr>
+              <w:spacing w:before="0" w:after="0"/>
               <w:jc w:val="center"/>
             </w:pPr>
             <w:r>
               <w:rPr>
                 <w:b/>
                 <w:color w:val="FFFFFF"/>
-                <w:sz w:val="17"/>
+                <w:sz w:val="16"/>
               </w:rPr>
               <w:t>Concurrencia</w:t>
             </w:r>
@@ -11962,16 +12182,30 @@
           <w:tcPr>
             <w:tcW w:type="dxa" w:w="1630"/>
             <w:shd w:val="clear" w:color="auto" w:fill="1A5A6A"/>
+            <w:tcBorders>
+              <w:top w:val="single" w:sz="12" w:color="FFFFFF"/>
+              <w:left w:val="single" w:sz="12" w:color="FFFFFF"/>
+              <w:bottom w:val="single" w:sz="12" w:color="FFFFFF"/>
+              <w:right w:val="single" w:sz="12" w:color="FFFFFF"/>
+            </w:tcBorders>
+            <w:vAlign w:val="center"/>
+            <w:tcMar>
+              <w:top w:w="60" w:type="dxa"/>
+              <w:left w:w="120" w:type="dxa"/>
+              <w:bottom w:w="60" w:type="dxa"/>
+              <w:right w:w="80" w:type="dxa"/>
+            </w:tcMar>
           </w:tcPr>
           <w:p>
             <w:pPr>
+              <w:spacing w:before="0" w:after="0"/>
               <w:jc w:val="center"/>
             </w:pPr>
             <w:r>
               <w:rPr>
                 <w:b/>
                 <w:color w:val="FFFFFF"/>
-                <w:sz w:val="17"/>
+                <w:sz w:val="16"/>
               </w:rPr>
               <w:t>VRAM total (chat + embed)</w:t>
             </w:r>
@@ -11981,16 +12215,30 @@
           <w:tcPr>
             <w:tcW w:type="dxa" w:w="1630"/>
             <w:shd w:val="clear" w:color="auto" w:fill="1A5A6A"/>
+            <w:tcBorders>
+              <w:top w:val="single" w:sz="12" w:color="FFFFFF"/>
+              <w:left w:val="single" w:sz="12" w:color="FFFFFF"/>
+              <w:bottom w:val="single" w:sz="12" w:color="FFFFFF"/>
+              <w:right w:val="single" w:sz="12" w:color="FFFFFF"/>
+            </w:tcBorders>
+            <w:vAlign w:val="center"/>
+            <w:tcMar>
+              <w:top w:w="60" w:type="dxa"/>
+              <w:left w:w="120" w:type="dxa"/>
+              <w:bottom w:w="60" w:type="dxa"/>
+              <w:right w:w="80" w:type="dxa"/>
+            </w:tcMar>
           </w:tcPr>
           <w:p>
             <w:pPr>
+              <w:spacing w:before="0" w:after="0"/>
               <w:jc w:val="center"/>
             </w:pPr>
             <w:r>
               <w:rPr>
                 <w:b/>
                 <w:color w:val="FFFFFF"/>
-                <w:sz w:val="17"/>
+                <w:sz w:val="16"/>
               </w:rPr>
               <w:t>Latencia primera respuesta</w:t>
             </w:r>
@@ -12000,16 +12248,30 @@
           <w:tcPr>
             <w:tcW w:type="dxa" w:w="1630"/>
             <w:shd w:val="clear" w:color="auto" w:fill="1A5A6A"/>
+            <w:tcBorders>
+              <w:top w:val="single" w:sz="12" w:color="FFFFFF"/>
+              <w:left w:val="single" w:sz="12" w:color="FFFFFF"/>
+              <w:bottom w:val="single" w:sz="12" w:color="FFFFFF"/>
+              <w:right w:val="single" w:sz="12" w:color="FFFFFF"/>
+            </w:tcBorders>
+            <w:vAlign w:val="center"/>
+            <w:tcMar>
+              <w:top w:w="60" w:type="dxa"/>
+              <w:left w:w="120" w:type="dxa"/>
+              <w:bottom w:w="60" w:type="dxa"/>
+              <w:right w:w="80" w:type="dxa"/>
+            </w:tcMar>
           </w:tcPr>
           <w:p>
             <w:pPr>
+              <w:spacing w:before="0" w:after="0"/>
               <w:jc w:val="center"/>
             </w:pPr>
             <w:r>
               <w:rPr>
                 <w:b/>
                 <w:color w:val="FFFFFF"/>
-                <w:sz w:val="17"/>
+                <w:sz w:val="16"/>
               </w:rPr>
               <w:t>Recomendación</w:t>
             </w:r>
@@ -12017,15 +12279,35 @@
         </w:tc>
       </w:tr>
       <w:tr>
+        <w:trPr>
+          <w:trHeight w:val="283" w:hRule="atLeast"/>
+        </w:trPr>
         <w:tc>
           <w:tcPr>
             <w:tcW w:type="dxa" w:w="1630"/>
-            <w:shd w:val="clear" w:color="auto" w:fill="F8F8F8"/>
+            <w:shd w:val="clear" w:color="auto" w:fill="EAEAEA"/>
+            <w:tcBorders>
+              <w:top w:val="single" w:sz="12" w:color="FFFFFF"/>
+              <w:left w:val="single" w:sz="12" w:color="FFFFFF"/>
+              <w:bottom w:val="single" w:sz="12" w:color="FFFFFF"/>
+              <w:right w:val="single" w:sz="12" w:color="FFFFFF"/>
+            </w:tcBorders>
+            <w:vAlign w:val="center"/>
+            <w:tcMar>
+              <w:top w:w="40" w:type="dxa"/>
+              <w:left w:w="120" w:type="dxa"/>
+              <w:bottom w:w="40" w:type="dxa"/>
+              <w:right w:w="80" w:type="dxa"/>
+            </w:tcMar>
           </w:tcPr>
           <w:p>
-            <w:r>
-              <w:rPr>
-                <w:sz w:val="17"/>
+            <w:pPr>
+              <w:spacing w:before="0" w:after="0"/>
+              <w:jc w:val="center"/>
+            </w:pPr>
+            <w:r>
+              <w:rPr>
+                <w:sz w:val="16"/>
               </w:rPr>
               <w:t>Ollama (qwen3:7b + nomic)</w:t>
             </w:r>
@@ -12034,12 +12316,29 @@
         <w:tc>
           <w:tcPr>
             <w:tcW w:type="dxa" w:w="1630"/>
-            <w:shd w:val="clear" w:color="auto" w:fill="F8F8F8"/>
+            <w:shd w:val="clear" w:color="auto" w:fill="EAEAEA"/>
+            <w:tcBorders>
+              <w:top w:val="single" w:sz="12" w:color="FFFFFF"/>
+              <w:left w:val="single" w:sz="12" w:color="FFFFFF"/>
+              <w:bottom w:val="single" w:sz="12" w:color="FFFFFF"/>
+              <w:right w:val="single" w:sz="12" w:color="FFFFFF"/>
+            </w:tcBorders>
+            <w:vAlign w:val="center"/>
+            <w:tcMar>
+              <w:top w:w="40" w:type="dxa"/>
+              <w:left w:w="120" w:type="dxa"/>
+              <w:bottom w:w="40" w:type="dxa"/>
+              <w:right w:w="80" w:type="dxa"/>
+            </w:tcMar>
           </w:tcPr>
           <w:p>
-            <w:r>
-              <w:rPr>
-                <w:sz w:val="17"/>
+            <w:pPr>
+              <w:spacing w:before="0" w:after="0"/>
+              <w:jc w:val="center"/>
+            </w:pPr>
+            <w:r>
+              <w:rPr>
+                <w:sz w:val="16"/>
               </w:rPr>
               <w:t>1 concurrent</w:t>
             </w:r>
@@ -12048,12 +12347,29 @@
         <w:tc>
           <w:tcPr>
             <w:tcW w:type="dxa" w:w="1630"/>
-            <w:shd w:val="clear" w:color="auto" w:fill="F8F8F8"/>
+            <w:shd w:val="clear" w:color="auto" w:fill="EAEAEA"/>
+            <w:tcBorders>
+              <w:top w:val="single" w:sz="12" w:color="FFFFFF"/>
+              <w:left w:val="single" w:sz="12" w:color="FFFFFF"/>
+              <w:bottom w:val="single" w:sz="12" w:color="FFFFFF"/>
+              <w:right w:val="single" w:sz="12" w:color="FFFFFF"/>
+            </w:tcBorders>
+            <w:vAlign w:val="center"/>
+            <w:tcMar>
+              <w:top w:w="40" w:type="dxa"/>
+              <w:left w:w="120" w:type="dxa"/>
+              <w:bottom w:w="40" w:type="dxa"/>
+              <w:right w:w="80" w:type="dxa"/>
+            </w:tcMar>
           </w:tcPr>
           <w:p>
-            <w:r>
-              <w:rPr>
-                <w:sz w:val="17"/>
+            <w:pPr>
+              <w:spacing w:before="0" w:after="0"/>
+              <w:jc w:val="center"/>
+            </w:pPr>
+            <w:r>
+              <w:rPr>
+                <w:sz w:val="16"/>
               </w:rPr>
               <w:t>~6.5 GB</w:t>
             </w:r>
@@ -12062,12 +12378,29 @@
         <w:tc>
           <w:tcPr>
             <w:tcW w:type="dxa" w:w="1630"/>
-            <w:shd w:val="clear" w:color="auto" w:fill="F8F8F8"/>
+            <w:shd w:val="clear" w:color="auto" w:fill="EAEAEA"/>
+            <w:tcBorders>
+              <w:top w:val="single" w:sz="12" w:color="FFFFFF"/>
+              <w:left w:val="single" w:sz="12" w:color="FFFFFF"/>
+              <w:bottom w:val="single" w:sz="12" w:color="FFFFFF"/>
+              <w:right w:val="single" w:sz="12" w:color="FFFFFF"/>
+            </w:tcBorders>
+            <w:vAlign w:val="center"/>
+            <w:tcMar>
+              <w:top w:w="40" w:type="dxa"/>
+              <w:left w:w="120" w:type="dxa"/>
+              <w:bottom w:w="40" w:type="dxa"/>
+              <w:right w:w="80" w:type="dxa"/>
+            </w:tcMar>
           </w:tcPr>
           <w:p>
-            <w:r>
-              <w:rPr>
-                <w:sz w:val="17"/>
+            <w:pPr>
+              <w:spacing w:before="0" w:after="0"/>
+              <w:jc w:val="center"/>
+            </w:pPr>
+            <w:r>
+              <w:rPr>
+                <w:sz w:val="16"/>
               </w:rPr>
               <w:t>~1–2 seg</w:t>
             </w:r>
@@ -12076,12 +12409,29 @@
         <w:tc>
           <w:tcPr>
             <w:tcW w:type="dxa" w:w="1630"/>
-            <w:shd w:val="clear" w:color="auto" w:fill="F8F8F8"/>
+            <w:shd w:val="clear" w:color="auto" w:fill="EAEAEA"/>
+            <w:tcBorders>
+              <w:top w:val="single" w:sz="12" w:color="FFFFFF"/>
+              <w:left w:val="single" w:sz="12" w:color="FFFFFF"/>
+              <w:bottom w:val="single" w:sz="12" w:color="FFFFFF"/>
+              <w:right w:val="single" w:sz="12" w:color="FFFFFF"/>
+            </w:tcBorders>
+            <w:vAlign w:val="center"/>
+            <w:tcMar>
+              <w:top w:w="40" w:type="dxa"/>
+              <w:left w:w="120" w:type="dxa"/>
+              <w:bottom w:w="40" w:type="dxa"/>
+              <w:right w:w="80" w:type="dxa"/>
+            </w:tcMar>
           </w:tcPr>
           <w:p>
-            <w:r>
-              <w:rPr>
-                <w:sz w:val="17"/>
+            <w:pPr>
+              <w:spacing w:before="0" w:after="0"/>
+              <w:jc w:val="both"/>
+            </w:pPr>
+            <w:r>
+              <w:rPr>
+                <w:sz w:val="16"/>
               </w:rPr>
               <w:t>Adecuado para equipo pequeño (&lt;5 usuarios)</w:t>
             </w:r>
@@ -12089,15 +12439,35 @@
         </w:tc>
       </w:tr>
       <w:tr>
+        <w:trPr>
+          <w:trHeight w:val="283" w:hRule="atLeast"/>
+        </w:trPr>
         <w:tc>
           <w:tcPr>
             <w:tcW w:type="dxa" w:w="1630"/>
-            <w:shd w:val="clear" w:color="auto" w:fill="FFFFFF"/>
+            <w:shd w:val="clear" w:color="auto" w:fill="EAEAEA"/>
+            <w:tcBorders>
+              <w:top w:val="single" w:sz="12" w:color="FFFFFF"/>
+              <w:left w:val="single" w:sz="12" w:color="FFFFFF"/>
+              <w:bottom w:val="single" w:sz="12" w:color="FFFFFF"/>
+              <w:right w:val="single" w:sz="12" w:color="FFFFFF"/>
+            </w:tcBorders>
+            <w:vAlign w:val="center"/>
+            <w:tcMar>
+              <w:top w:w="40" w:type="dxa"/>
+              <w:left w:w="120" w:type="dxa"/>
+              <w:bottom w:w="40" w:type="dxa"/>
+              <w:right w:w="80" w:type="dxa"/>
+            </w:tcMar>
           </w:tcPr>
           <w:p>
-            <w:r>
-              <w:rPr>
-                <w:sz w:val="17"/>
+            <w:pPr>
+              <w:spacing w:before="0" w:after="0"/>
+              <w:jc w:val="center"/>
+            </w:pPr>
+            <w:r>
+              <w:rPr>
+                <w:sz w:val="16"/>
               </w:rPr>
               <w:t>vLLM (qwen3:7b) + Ollama (nomic)</w:t>
             </w:r>
@@ -12106,12 +12476,29 @@
         <w:tc>
           <w:tcPr>
             <w:tcW w:type="dxa" w:w="1630"/>
-            <w:shd w:val="clear" w:color="auto" w:fill="FFFFFF"/>
+            <w:shd w:val="clear" w:color="auto" w:fill="EAEAEA"/>
+            <w:tcBorders>
+              <w:top w:val="single" w:sz="12" w:color="FFFFFF"/>
+              <w:left w:val="single" w:sz="12" w:color="FFFFFF"/>
+              <w:bottom w:val="single" w:sz="12" w:color="FFFFFF"/>
+              <w:right w:val="single" w:sz="12" w:color="FFFFFF"/>
+            </w:tcBorders>
+            <w:vAlign w:val="center"/>
+            <w:tcMar>
+              <w:top w:w="40" w:type="dxa"/>
+              <w:left w:w="120" w:type="dxa"/>
+              <w:bottom w:w="40" w:type="dxa"/>
+              <w:right w:w="80" w:type="dxa"/>
+            </w:tcMar>
           </w:tcPr>
           <w:p>
-            <w:r>
-              <w:rPr>
-                <w:sz w:val="17"/>
+            <w:pPr>
+              <w:spacing w:before="0" w:after="0"/>
+              <w:jc w:val="center"/>
+            </w:pPr>
+            <w:r>
+              <w:rPr>
+                <w:sz w:val="16"/>
               </w:rPr>
               <w:t>8–16 concurrent</w:t>
             </w:r>
@@ -12120,12 +12507,29 @@
         <w:tc>
           <w:tcPr>
             <w:tcW w:type="dxa" w:w="1630"/>
-            <w:shd w:val="clear" w:color="auto" w:fill="FFFFFF"/>
+            <w:shd w:val="clear" w:color="auto" w:fill="EAEAEA"/>
+            <w:tcBorders>
+              <w:top w:val="single" w:sz="12" w:color="FFFFFF"/>
+              <w:left w:val="single" w:sz="12" w:color="FFFFFF"/>
+              <w:bottom w:val="single" w:sz="12" w:color="FFFFFF"/>
+              <w:right w:val="single" w:sz="12" w:color="FFFFFF"/>
+            </w:tcBorders>
+            <w:vAlign w:val="center"/>
+            <w:tcMar>
+              <w:top w:w="40" w:type="dxa"/>
+              <w:left w:w="120" w:type="dxa"/>
+              <w:bottom w:w="40" w:type="dxa"/>
+              <w:right w:w="80" w:type="dxa"/>
+            </w:tcMar>
           </w:tcPr>
           <w:p>
-            <w:r>
-              <w:rPr>
-                <w:sz w:val="17"/>
+            <w:pPr>
+              <w:spacing w:before="0" w:after="0"/>
+              <w:jc w:val="center"/>
+            </w:pPr>
+            <w:r>
+              <w:rPr>
+                <w:sz w:val="16"/>
               </w:rPr>
               <w:t>~8 GB</w:t>
             </w:r>
@@ -12134,12 +12538,29 @@
         <w:tc>
           <w:tcPr>
             <w:tcW w:type="dxa" w:w="1630"/>
-            <w:shd w:val="clear" w:color="auto" w:fill="FFFFFF"/>
+            <w:shd w:val="clear" w:color="auto" w:fill="EAEAEA"/>
+            <w:tcBorders>
+              <w:top w:val="single" w:sz="12" w:color="FFFFFF"/>
+              <w:left w:val="single" w:sz="12" w:color="FFFFFF"/>
+              <w:bottom w:val="single" w:sz="12" w:color="FFFFFF"/>
+              <w:right w:val="single" w:sz="12" w:color="FFFFFF"/>
+            </w:tcBorders>
+            <w:vAlign w:val="center"/>
+            <w:tcMar>
+              <w:top w:w="40" w:type="dxa"/>
+              <w:left w:w="120" w:type="dxa"/>
+              <w:bottom w:w="40" w:type="dxa"/>
+              <w:right w:w="80" w:type="dxa"/>
+            </w:tcMar>
           </w:tcPr>
           <w:p>
-            <w:r>
-              <w:rPr>
-                <w:sz w:val="17"/>
+            <w:pPr>
+              <w:spacing w:before="0" w:after="0"/>
+              <w:jc w:val="center"/>
+            </w:pPr>
+            <w:r>
+              <w:rPr>
+                <w:sz w:val="16"/>
               </w:rPr>
               <w:t>~800 ms</w:t>
             </w:r>
@@ -12148,12 +12569,29 @@
         <w:tc>
           <w:tcPr>
             <w:tcW w:type="dxa" w:w="1630"/>
-            <w:shd w:val="clear" w:color="auto" w:fill="FFFFFF"/>
+            <w:shd w:val="clear" w:color="auto" w:fill="EAEAEA"/>
+            <w:tcBorders>
+              <w:top w:val="single" w:sz="12" w:color="FFFFFF"/>
+              <w:left w:val="single" w:sz="12" w:color="FFFFFF"/>
+              <w:bottom w:val="single" w:sz="12" w:color="FFFFFF"/>
+              <w:right w:val="single" w:sz="12" w:color="FFFFFF"/>
+            </w:tcBorders>
+            <w:vAlign w:val="center"/>
+            <w:tcMar>
+              <w:top w:w="40" w:type="dxa"/>
+              <w:left w:w="120" w:type="dxa"/>
+              <w:bottom w:w="40" w:type="dxa"/>
+              <w:right w:w="80" w:type="dxa"/>
+            </w:tcMar>
           </w:tcPr>
           <w:p>
-            <w:r>
-              <w:rPr>
-                <w:sz w:val="17"/>
+            <w:pPr>
+              <w:spacing w:before="0" w:after="0"/>
+              <w:jc w:val="both"/>
+            </w:pPr>
+            <w:r>
+              <w:rPr>
+                <w:sz w:val="16"/>
               </w:rPr>
               <w:t>Recomendado para equipo mediano (5–20 usuarios)</w:t>
             </w:r>
@@ -12161,15 +12599,35 @@
         </w:tc>
       </w:tr>
       <w:tr>
+        <w:trPr>
+          <w:trHeight w:val="283" w:hRule="atLeast"/>
+        </w:trPr>
         <w:tc>
           <w:tcPr>
             <w:tcW w:type="dxa" w:w="1630"/>
-            <w:shd w:val="clear" w:color="auto" w:fill="F8F8F8"/>
+            <w:shd w:val="clear" w:color="auto" w:fill="EAEAEA"/>
+            <w:tcBorders>
+              <w:top w:val="single" w:sz="12" w:color="FFFFFF"/>
+              <w:left w:val="single" w:sz="12" w:color="FFFFFF"/>
+              <w:bottom w:val="single" w:sz="12" w:color="FFFFFF"/>
+              <w:right w:val="single" w:sz="12" w:color="FFFFFF"/>
+            </w:tcBorders>
+            <w:vAlign w:val="center"/>
+            <w:tcMar>
+              <w:top w:w="40" w:type="dxa"/>
+              <w:left w:w="120" w:type="dxa"/>
+              <w:bottom w:w="40" w:type="dxa"/>
+              <w:right w:w="80" w:type="dxa"/>
+            </w:tcMar>
           </w:tcPr>
           <w:p>
-            <w:r>
-              <w:rPr>
-                <w:sz w:val="17"/>
+            <w:pPr>
+              <w:spacing w:before="0" w:after="0"/>
+              <w:jc w:val="both"/>
+            </w:pPr>
+            <w:r>
+              <w:rPr>
+                <w:sz w:val="16"/>
               </w:rPr>
               <w:t>llama.cpp (qwen3:7b Q4_K_M) + Ollama (nomic)</w:t>
             </w:r>
@@ -12178,12 +12636,29 @@
         <w:tc>
           <w:tcPr>
             <w:tcW w:type="dxa" w:w="1630"/>
-            <w:shd w:val="clear" w:color="auto" w:fill="F8F8F8"/>
+            <w:shd w:val="clear" w:color="auto" w:fill="EAEAEA"/>
+            <w:tcBorders>
+              <w:top w:val="single" w:sz="12" w:color="FFFFFF"/>
+              <w:left w:val="single" w:sz="12" w:color="FFFFFF"/>
+              <w:bottom w:val="single" w:sz="12" w:color="FFFFFF"/>
+              <w:right w:val="single" w:sz="12" w:color="FFFFFF"/>
+            </w:tcBorders>
+            <w:vAlign w:val="center"/>
+            <w:tcMar>
+              <w:top w:w="40" w:type="dxa"/>
+              <w:left w:w="120" w:type="dxa"/>
+              <w:bottom w:w="40" w:type="dxa"/>
+              <w:right w:w="80" w:type="dxa"/>
+            </w:tcMar>
           </w:tcPr>
           <w:p>
-            <w:r>
-              <w:rPr>
-                <w:sz w:val="17"/>
+            <w:pPr>
+              <w:spacing w:before="0" w:after="0"/>
+              <w:jc w:val="center"/>
+            </w:pPr>
+            <w:r>
+              <w:rPr>
+                <w:sz w:val="16"/>
               </w:rPr>
               <w:t>2–4 concurrent</w:t>
             </w:r>
@@ -12192,12 +12667,29 @@
         <w:tc>
           <w:tcPr>
             <w:tcW w:type="dxa" w:w="1630"/>
-            <w:shd w:val="clear" w:color="auto" w:fill="F8F8F8"/>
+            <w:shd w:val="clear" w:color="auto" w:fill="EAEAEA"/>
+            <w:tcBorders>
+              <w:top w:val="single" w:sz="12" w:color="FFFFFF"/>
+              <w:left w:val="single" w:sz="12" w:color="FFFFFF"/>
+              <w:bottom w:val="single" w:sz="12" w:color="FFFFFF"/>
+              <w:right w:val="single" w:sz="12" w:color="FFFFFF"/>
+            </w:tcBorders>
+            <w:vAlign w:val="center"/>
+            <w:tcMar>
+              <w:top w:w="40" w:type="dxa"/>
+              <w:left w:w="120" w:type="dxa"/>
+              <w:bottom w:w="40" w:type="dxa"/>
+              <w:right w:w="80" w:type="dxa"/>
+            </w:tcMar>
           </w:tcPr>
           <w:p>
-            <w:r>
-              <w:rPr>
-                <w:sz w:val="17"/>
+            <w:pPr>
+              <w:spacing w:before="0" w:after="0"/>
+              <w:jc w:val="center"/>
+            </w:pPr>
+            <w:r>
+              <w:rPr>
+                <w:sz w:val="16"/>
               </w:rPr>
               <w:t>~5 GB</w:t>
             </w:r>
@@ -12206,12 +12698,29 @@
         <w:tc>
           <w:tcPr>
             <w:tcW w:type="dxa" w:w="1630"/>
-            <w:shd w:val="clear" w:color="auto" w:fill="F8F8F8"/>
+            <w:shd w:val="clear" w:color="auto" w:fill="EAEAEA"/>
+            <w:tcBorders>
+              <w:top w:val="single" w:sz="12" w:color="FFFFFF"/>
+              <w:left w:val="single" w:sz="12" w:color="FFFFFF"/>
+              <w:bottom w:val="single" w:sz="12" w:color="FFFFFF"/>
+              <w:right w:val="single" w:sz="12" w:color="FFFFFF"/>
+            </w:tcBorders>
+            <w:vAlign w:val="center"/>
+            <w:tcMar>
+              <w:top w:w="40" w:type="dxa"/>
+              <w:left w:w="120" w:type="dxa"/>
+              <w:bottom w:w="40" w:type="dxa"/>
+              <w:right w:w="80" w:type="dxa"/>
+            </w:tcMar>
           </w:tcPr>
           <w:p>
-            <w:r>
-              <w:rPr>
-                <w:sz w:val="17"/>
+            <w:pPr>
+              <w:spacing w:before="0" w:after="0"/>
+              <w:jc w:val="center"/>
+            </w:pPr>
+            <w:r>
+              <w:rPr>
+                <w:sz w:val="16"/>
               </w:rPr>
               <w:t>~1 seg</w:t>
             </w:r>
@@ -12220,12 +12729,29 @@
         <w:tc>
           <w:tcPr>
             <w:tcW w:type="dxa" w:w="1630"/>
-            <w:shd w:val="clear" w:color="auto" w:fill="F8F8F8"/>
+            <w:shd w:val="clear" w:color="auto" w:fill="EAEAEA"/>
+            <w:tcBorders>
+              <w:top w:val="single" w:sz="12" w:color="FFFFFF"/>
+              <w:left w:val="single" w:sz="12" w:color="FFFFFF"/>
+              <w:bottom w:val="single" w:sz="12" w:color="FFFFFF"/>
+              <w:right w:val="single" w:sz="12" w:color="FFFFFF"/>
+            </w:tcBorders>
+            <w:vAlign w:val="center"/>
+            <w:tcMar>
+              <w:top w:w="40" w:type="dxa"/>
+              <w:left w:w="120" w:type="dxa"/>
+              <w:bottom w:w="40" w:type="dxa"/>
+              <w:right w:w="80" w:type="dxa"/>
+            </w:tcMar>
           </w:tcPr>
           <w:p>
-            <w:r>
-              <w:rPr>
-                <w:sz w:val="17"/>
+            <w:pPr>
+              <w:spacing w:before="0" w:after="0"/>
+              <w:jc w:val="both"/>
+            </w:pPr>
+            <w:r>
+              <w:rPr>
+                <w:sz w:val="16"/>
               </w:rPr>
               <w:t>Buena opción si VRAM es limitada por otros servicios</w:t>
             </w:r>
@@ -12284,7 +12810,7 @@
             <w:r>
               <w:rPr>
                 <w:rFonts w:ascii="Courier New" w:hAnsi="Courier New"/>
-                <w:sz w:val="17"/>
+                <w:sz w:val="16"/>
               </w:rPr>
               <w:t>nomic-embed-text</w:t>
             </w:r>
@@ -12313,7 +12839,7 @@
         <w:tc>
           <w:tcPr>
             <w:tcW w:type="dxa" w:w="8152"/>
-            <w:shd w:val="clear" w:color="auto" w:fill="F2F2F2"/>
+            <w:shd w:val="clear" w:color="auto" w:fill="EAEAEA"/>
             <w:tcBorders>
               <w:left w:val="thick" w:sz="24" w:color="1A5A6A"/>
             </w:tcBorders>
@@ -12367,6 +12893,7 @@
             <w:r>
               <w:rPr>
                 <w:rFonts w:ascii="Courier New" w:hAnsi="Courier New"/>
+                <w:i/>
                 <w:color w:val="555555"/>
                 <w:sz w:val="16"/>
               </w:rPr>
@@ -12383,6 +12910,7 @@
             <w:r>
               <w:rPr>
                 <w:rFonts w:ascii="Courier New" w:hAnsi="Courier New"/>
+                <w:i/>
                 <w:color w:val="555555"/>
                 <w:sz w:val="16"/>
               </w:rPr>
@@ -12399,6 +12927,7 @@
             <w:r>
               <w:rPr>
                 <w:rFonts w:ascii="Courier New" w:hAnsi="Courier New"/>
+                <w:i/>
                 <w:color w:val="555555"/>
                 <w:sz w:val="16"/>
               </w:rPr>
@@ -12415,6 +12944,7 @@
             <w:r>
               <w:rPr>
                 <w:rFonts w:ascii="Courier New" w:hAnsi="Courier New"/>
+                <w:i/>
                 <w:color w:val="555555"/>
                 <w:sz w:val="16"/>
               </w:rPr>
@@ -12431,6 +12961,7 @@
             <w:r>
               <w:rPr>
                 <w:rFonts w:ascii="Courier New" w:hAnsi="Courier New"/>
+                <w:i/>
                 <w:color w:val="555555"/>
                 <w:sz w:val="16"/>
               </w:rPr>
@@ -12447,6 +12978,7 @@
             <w:r>
               <w:rPr>
                 <w:rFonts w:ascii="Courier New" w:hAnsi="Courier New"/>
+                <w:i/>
                 <w:color w:val="555555"/>
                 <w:sz w:val="16"/>
               </w:rPr>
@@ -12463,6 +12995,7 @@
             <w:r>
               <w:rPr>
                 <w:rFonts w:ascii="Courier New" w:hAnsi="Courier New"/>
+                <w:i/>
                 <w:color w:val="555555"/>
                 <w:sz w:val="16"/>
               </w:rPr>

--- a/book/docx-por-capitulo/capitulo-27-rag.docx
+++ b/book/docx-por-capitulo/capitulo-27-rag.docx
@@ -26,7 +26,7 @@
       <w:pPr>
         <w:pStyle w:val="Endure-Subhead"/>
         <w:keepNext/>
-        <w:spacing w:before="240" w:after="60"/>
+        <w:spacing w:before="240" w:after="60" w:line="240" w:lineRule="auto"/>
         <w:outlineLvl w:val="1"/>
       </w:pPr>
       <w:r>
@@ -39,7 +39,7 @@
     <w:p>
       <w:pPr>
         <w:pStyle w:val="Endure-FirstParagraphBodyText"/>
-        <w:spacing w:before="100" w:after="100"/>
+        <w:spacing w:before="100" w:after="100" w:line="240" w:lineRule="auto"/>
       </w:pPr>
       <w:r>
         <w:rPr>
@@ -51,7 +51,7 @@
     <w:p>
       <w:pPr>
         <w:pStyle w:val="Endure-ChapterBodyText"/>
-        <w:spacing w:before="100" w:after="100"/>
+        <w:spacing w:before="100" w:after="100" w:line="240" w:lineRule="auto"/>
       </w:pPr>
       <w:r>
         <w:rPr>
@@ -63,7 +63,7 @@
     <w:p>
       <w:pPr>
         <w:pStyle w:val="Endure-ChapterBodyText"/>
-        <w:spacing w:before="100" w:after="100"/>
+        <w:spacing w:before="100" w:after="100" w:line="240" w:lineRule="auto"/>
       </w:pPr>
       <w:r>
         <w:rPr>
@@ -76,7 +76,7 @@
     <w:p>
       <w:pPr>
         <w:pStyle w:val="Endure-ChapterBodyText"/>
-        <w:spacing w:before="40" w:after="40"/>
+        <w:spacing w:before="40" w:after="40" w:line="240" w:lineRule="auto"/>
         <w:ind w:left="360" w:hanging="216"/>
       </w:pPr>
       <w:r>
@@ -95,7 +95,7 @@
     <w:p>
       <w:pPr>
         <w:pStyle w:val="Endure-ChapterBodyText"/>
-        <w:spacing w:before="40" w:after="40"/>
+        <w:spacing w:before="40" w:after="40" w:line="240" w:lineRule="auto"/>
         <w:ind w:left="360" w:hanging="216"/>
       </w:pPr>
       <w:r>
@@ -114,7 +114,7 @@
     <w:p>
       <w:pPr>
         <w:pStyle w:val="Endure-ChapterBodyText"/>
-        <w:spacing w:before="40" w:after="40"/>
+        <w:spacing w:before="40" w:after="40" w:line="240" w:lineRule="auto"/>
         <w:ind w:left="360" w:hanging="216"/>
       </w:pPr>
       <w:r>
@@ -138,7 +138,7 @@
     <w:p>
       <w:pPr>
         <w:pStyle w:val="Endure-ChapterBodyText"/>
-        <w:spacing w:before="100" w:after="100"/>
+        <w:spacing w:before="100" w:after="100" w:line="240" w:lineRule="auto"/>
       </w:pPr>
       <w:r>
         <w:rPr>
@@ -151,7 +151,7 @@
     <w:p>
       <w:pPr>
         <w:pStyle w:val="Endure-ChapterBodyText"/>
-        <w:spacing w:before="40" w:after="40"/>
+        <w:spacing w:before="40" w:after="40" w:line="240" w:lineRule="auto"/>
         <w:ind w:left="360" w:hanging="216"/>
       </w:pPr>
       <w:r>
@@ -196,7 +196,7 @@
     <w:p>
       <w:pPr>
         <w:pStyle w:val="Endure-ChapterBodyText"/>
-        <w:spacing w:before="40" w:after="40"/>
+        <w:spacing w:before="40" w:after="40" w:line="240" w:lineRule="auto"/>
         <w:ind w:left="360" w:hanging="216"/>
       </w:pPr>
       <w:r>
@@ -215,7 +215,7 @@
     <w:p>
       <w:pPr>
         <w:pStyle w:val="Endure-ChapterBodyText"/>
-        <w:spacing w:before="40" w:after="40"/>
+        <w:spacing w:before="40" w:after="40" w:line="240" w:lineRule="auto"/>
         <w:ind w:left="360" w:hanging="216"/>
       </w:pPr>
       <w:r>
@@ -239,7 +239,7 @@
     <w:p>
       <w:pPr>
         <w:pStyle w:val="Endure-ChapterBodyText"/>
-        <w:spacing w:before="100" w:after="100"/>
+        <w:spacing w:before="100" w:after="100" w:line="240" w:lineRule="auto"/>
       </w:pPr>
       <w:r>
         <w:rPr>
@@ -285,14 +285,14 @@
       <w:pPr>
         <w:pStyle w:val="Endure-Subhead"/>
         <w:keepNext/>
-        <w:spacing w:before="240" w:after="60"/>
+        <w:spacing w:before="240" w:after="60" w:line="240" w:lineRule="auto"/>
         <w:outlineLvl w:val="1"/>
       </w:pPr>
       <w:r>
         <w:rPr>
           <w:sz w:val="24"/>
         </w:rPr>
-        <w:t>25.1 Prerrequisito — Instalar nomic-embed-text</w:t>
+        <w:t>27.1 Prerrequisito — Instalar nomic-embed-text</w:t>
       </w:r>
     </w:p>
     <w:tbl>
@@ -592,14 +592,14 @@
       <w:pPr>
         <w:pStyle w:val="Endure-Subhead"/>
         <w:keepNext/>
-        <w:spacing w:before="240" w:after="60"/>
+        <w:spacing w:before="240" w:after="60" w:line="240" w:lineRule="auto"/>
         <w:outlineLvl w:val="1"/>
       </w:pPr>
       <w:r>
         <w:rPr>
           <w:sz w:val="24"/>
         </w:rPr>
-        <w:t>25.2 Estructura del Proyecto</w:t>
+        <w:t>27.2 Estructura del Proyecto</w:t>
       </w:r>
     </w:p>
     <w:tbl>
@@ -871,14 +871,14 @@
       <w:pPr>
         <w:pStyle w:val="Endure-Subhead"/>
         <w:keepNext/>
-        <w:spacing w:before="240" w:after="60"/>
+        <w:spacing w:before="240" w:after="60" w:line="240" w:lineRule="auto"/>
         <w:outlineLvl w:val="1"/>
       </w:pPr>
       <w:r>
         <w:rPr>
           <w:sz w:val="24"/>
         </w:rPr>
-        <w:t>25.3 Script 1 — Indexador de Documentos</w:t>
+        <w:t>27.3 Script 1 — Indexador de Documentos</w:t>
       </w:r>
     </w:p>
     <w:tbl>
@@ -5398,14 +5398,14 @@
       <w:pPr>
         <w:pStyle w:val="Endure-Subhead"/>
         <w:keepNext/>
-        <w:spacing w:before="240" w:after="60"/>
+        <w:spacing w:before="240" w:after="60" w:line="240" w:lineRule="auto"/>
         <w:outlineLvl w:val="1"/>
       </w:pPr>
       <w:r>
         <w:rPr>
           <w:sz w:val="24"/>
         </w:rPr>
-        <w:t>25.4 Script 2 — Motor de Consultas RAG</w:t>
+        <w:t>27.4 Script 2 — Motor de Consultas RAG</w:t>
       </w:r>
     </w:p>
     <w:tbl>
@@ -8622,14 +8622,14 @@
       <w:pPr>
         <w:pStyle w:val="Endure-Subhead"/>
         <w:keepNext/>
-        <w:spacing w:before="240" w:after="60"/>
+        <w:spacing w:before="240" w:after="60" w:line="240" w:lineRule="auto"/>
         <w:outlineLvl w:val="1"/>
       </w:pPr>
       <w:r>
         <w:rPr>
           <w:sz w:val="24"/>
         </w:rPr>
-        <w:t>25.5 API REST (FastAPI)</w:t>
+        <w:t>27.5 API REST (FastAPI)</w:t>
       </w:r>
     </w:p>
     <w:tbl>
@@ -9796,14 +9796,14 @@
       <w:pPr>
         <w:pStyle w:val="Endure-Subhead"/>
         <w:keepNext/>
-        <w:spacing w:before="240" w:after="60"/>
+        <w:spacing w:before="240" w:after="60" w:line="240" w:lineRule="auto"/>
         <w:outlineLvl w:val="1"/>
       </w:pPr>
       <w:r>
         <w:rPr>
           <w:sz w:val="24"/>
         </w:rPr>
-        <w:t>25.6 Flujo de Uso Completo</w:t>
+        <w:t>27.6 Flujo de Uso Completo</w:t>
       </w:r>
     </w:p>
     <w:tbl>
@@ -10085,14 +10085,14 @@
       <w:pPr>
         <w:pStyle w:val="Endure-Subhead"/>
         <w:keepNext/>
-        <w:spacing w:before="240" w:after="60"/>
+        <w:spacing w:before="240" w:after="60" w:line="240" w:lineRule="auto"/>
         <w:outlineLvl w:val="1"/>
       </w:pPr>
       <w:r>
         <w:rPr>
           <w:sz w:val="24"/>
         </w:rPr>
-        <w:t>25.7 Limpieza Post-Pipeline</w:t>
+        <w:t>27.7 Limpieza Post-Pipeline</w:t>
       </w:r>
     </w:p>
     <w:tbl>
@@ -10278,14 +10278,14 @@
       <w:pPr>
         <w:pStyle w:val="Endure-Subhead"/>
         <w:keepNext/>
-        <w:spacing w:before="240" w:after="60"/>
+        <w:spacing w:before="240" w:after="60" w:line="240" w:lineRule="auto"/>
         <w:outlineLvl w:val="1"/>
       </w:pPr>
       <w:r>
         <w:rPr>
           <w:sz w:val="24"/>
         </w:rPr>
-        <w:t>25.8 Verificación Final del Capítulo</w:t>
+        <w:t>27.8 Verificación Final del Capítulo</w:t>
       </w:r>
     </w:p>
     <w:tbl>
@@ -11024,34 +11024,34 @@
       <w:pPr>
         <w:pStyle w:val="Endure-Subhead"/>
         <w:keepNext/>
-        <w:spacing w:before="240" w:after="60"/>
+        <w:spacing w:before="240" w:after="60" w:line="240" w:lineRule="auto"/>
         <w:outlineLvl w:val="1"/>
       </w:pPr>
       <w:r>
         <w:rPr>
           <w:sz w:val="24"/>
         </w:rPr>
-        <w:t>25.9 Escalabilidad y Extensiones</w:t>
+        <w:t>27.9 Escalabilidad y Extensiones</w:t>
       </w:r>
     </w:p>
     <w:p>
       <w:pPr>
         <w:pStyle w:val="Endure-Subhead"/>
         <w:keepNext/>
-        <w:spacing w:before="160" w:after="60"/>
+        <w:spacing w:before="160" w:after="60" w:line="240" w:lineRule="auto"/>
         <w:outlineLvl w:val="2"/>
       </w:pPr>
       <w:r>
         <w:rPr>
           <w:sz w:val="22"/>
         </w:rPr>
-        <w:t>25.9.1 Consulta de Documentos vía Telegram</w:t>
+        <w:t>27.9.1 Consulta de Documentos vía Telegram</w:t>
       </w:r>
     </w:p>
     <w:p>
       <w:pPr>
         <w:pStyle w:val="Endure-FirstParagraphBodyText"/>
-        <w:spacing w:before="100" w:after="100"/>
+        <w:spacing w:before="100" w:after="100" w:line="240" w:lineRule="auto"/>
       </w:pPr>
       <w:r>
         <w:rPr>
@@ -11063,7 +11063,7 @@
     <w:p>
       <w:pPr>
         <w:pStyle w:val="Endure-ChapterBodyText"/>
-        <w:spacing w:before="100" w:after="100"/>
+        <w:spacing w:before="100" w:after="100" w:line="240" w:lineRule="auto"/>
       </w:pPr>
       <w:r>
         <w:rPr>
@@ -11416,7 +11416,7 @@
     <w:p>
       <w:pPr>
         <w:pStyle w:val="Endure-ChapterBodyText"/>
-        <w:spacing w:before="100" w:after="100"/>
+        <w:spacing w:before="100" w:after="100" w:line="240" w:lineRule="auto"/>
       </w:pPr>
       <w:r>
         <w:rPr>
@@ -11664,20 +11664,20 @@
       <w:pPr>
         <w:pStyle w:val="Endure-Subhead"/>
         <w:keepNext/>
-        <w:spacing w:before="160" w:after="60"/>
+        <w:spacing w:before="160" w:after="60" w:line="240" w:lineRule="auto"/>
         <w:outlineLvl w:val="2"/>
       </w:pPr>
       <w:r>
         <w:rPr>
           <w:sz w:val="22"/>
         </w:rPr>
-        <w:t>25.9.2 Modo Mixto con OpenRouter</w:t>
+        <w:t>27.9.2 Modo Mixto con OpenRouter</w:t>
       </w:r>
     </w:p>
     <w:p>
       <w:pPr>
         <w:pStyle w:val="Endure-FirstParagraphBodyText"/>
-        <w:spacing w:before="100" w:after="100"/>
+        <w:spacing w:before="100" w:after="100" w:line="240" w:lineRule="auto"/>
       </w:pPr>
       <w:r>
         <w:rPr>
@@ -12072,20 +12072,20 @@
       <w:pPr>
         <w:pStyle w:val="Endure-Subhead"/>
         <w:keepNext/>
-        <w:spacing w:before="160" w:after="60"/>
+        <w:spacing w:before="160" w:after="60" w:line="240" w:lineRule="auto"/>
         <w:outlineLvl w:val="2"/>
       </w:pPr>
       <w:r>
         <w:rPr>
           <w:sz w:val="22"/>
         </w:rPr>
-        <w:t>25.9.3 Evaluación de Backend para Alta Concurrencia</w:t>
+        <w:t>27.9.3 Evaluación de Backend para Alta Concurrencia</w:t>
       </w:r>
     </w:p>
     <w:p>
       <w:pPr>
         <w:pStyle w:val="Endure-FirstParagraphBodyText"/>
-        <w:spacing w:before="100" w:after="100"/>
+        <w:spacing w:before="100" w:after="100" w:line="240" w:lineRule="auto"/>
       </w:pPr>
       <w:r>
         <w:rPr>
@@ -12132,7 +12132,7 @@
           </w:tcPr>
           <w:p>
             <w:pPr>
-              <w:spacing w:before="0" w:after="0"/>
+              <w:spacing w:before="0" w:after="0" w:line="240" w:lineRule="auto"/>
               <w:jc w:val="center"/>
             </w:pPr>
             <w:r>
@@ -12165,7 +12165,7 @@
           </w:tcPr>
           <w:p>
             <w:pPr>
-              <w:spacing w:before="0" w:after="0"/>
+              <w:spacing w:before="0" w:after="0" w:line="240" w:lineRule="auto"/>
               <w:jc w:val="center"/>
             </w:pPr>
             <w:r>
@@ -12198,7 +12198,7 @@
           </w:tcPr>
           <w:p>
             <w:pPr>
-              <w:spacing w:before="0" w:after="0"/>
+              <w:spacing w:before="0" w:after="0" w:line="240" w:lineRule="auto"/>
               <w:jc w:val="center"/>
             </w:pPr>
             <w:r>
@@ -12231,7 +12231,7 @@
           </w:tcPr>
           <w:p>
             <w:pPr>
-              <w:spacing w:before="0" w:after="0"/>
+              <w:spacing w:before="0" w:after="0" w:line="240" w:lineRule="auto"/>
               <w:jc w:val="center"/>
             </w:pPr>
             <w:r>
@@ -12264,7 +12264,7 @@
           </w:tcPr>
           <w:p>
             <w:pPr>
-              <w:spacing w:before="0" w:after="0"/>
+              <w:spacing w:before="0" w:after="0" w:line="240" w:lineRule="auto"/>
               <w:jc w:val="center"/>
             </w:pPr>
             <w:r>
@@ -12302,7 +12302,7 @@
           </w:tcPr>
           <w:p>
             <w:pPr>
-              <w:spacing w:before="0" w:after="0"/>
+              <w:spacing w:before="0" w:after="0" w:line="240" w:lineRule="auto"/>
               <w:jc w:val="center"/>
             </w:pPr>
             <w:r>
@@ -12333,7 +12333,7 @@
           </w:tcPr>
           <w:p>
             <w:pPr>
-              <w:spacing w:before="0" w:after="0"/>
+              <w:spacing w:before="0" w:after="0" w:line="240" w:lineRule="auto"/>
               <w:jc w:val="center"/>
             </w:pPr>
             <w:r>
@@ -12364,7 +12364,7 @@
           </w:tcPr>
           <w:p>
             <w:pPr>
-              <w:spacing w:before="0" w:after="0"/>
+              <w:spacing w:before="0" w:after="0" w:line="240" w:lineRule="auto"/>
               <w:jc w:val="center"/>
             </w:pPr>
             <w:r>
@@ -12395,7 +12395,7 @@
           </w:tcPr>
           <w:p>
             <w:pPr>
-              <w:spacing w:before="0" w:after="0"/>
+              <w:spacing w:before="0" w:after="0" w:line="240" w:lineRule="auto"/>
               <w:jc w:val="center"/>
             </w:pPr>
             <w:r>
@@ -12426,7 +12426,7 @@
           </w:tcPr>
           <w:p>
             <w:pPr>
-              <w:spacing w:before="0" w:after="0"/>
+              <w:spacing w:before="0" w:after="0" w:line="240" w:lineRule="auto"/>
               <w:jc w:val="both"/>
             </w:pPr>
             <w:r>
@@ -12462,7 +12462,7 @@
           </w:tcPr>
           <w:p>
             <w:pPr>
-              <w:spacing w:before="0" w:after="0"/>
+              <w:spacing w:before="0" w:after="0" w:line="240" w:lineRule="auto"/>
               <w:jc w:val="center"/>
             </w:pPr>
             <w:r>
@@ -12493,7 +12493,7 @@
           </w:tcPr>
           <w:p>
             <w:pPr>
-              <w:spacing w:before="0" w:after="0"/>
+              <w:spacing w:before="0" w:after="0" w:line="240" w:lineRule="auto"/>
               <w:jc w:val="center"/>
             </w:pPr>
             <w:r>
@@ -12524,7 +12524,7 @@
           </w:tcPr>
           <w:p>
             <w:pPr>
-              <w:spacing w:before="0" w:after="0"/>
+              <w:spacing w:before="0" w:after="0" w:line="240" w:lineRule="auto"/>
               <w:jc w:val="center"/>
             </w:pPr>
             <w:r>
@@ -12555,7 +12555,7 @@
           </w:tcPr>
           <w:p>
             <w:pPr>
-              <w:spacing w:before="0" w:after="0"/>
+              <w:spacing w:before="0" w:after="0" w:line="240" w:lineRule="auto"/>
               <w:jc w:val="center"/>
             </w:pPr>
             <w:r>
@@ -12586,7 +12586,7 @@
           </w:tcPr>
           <w:p>
             <w:pPr>
-              <w:spacing w:before="0" w:after="0"/>
+              <w:spacing w:before="0" w:after="0" w:line="240" w:lineRule="auto"/>
               <w:jc w:val="both"/>
             </w:pPr>
             <w:r>
@@ -12622,7 +12622,7 @@
           </w:tcPr>
           <w:p>
             <w:pPr>
-              <w:spacing w:before="0" w:after="0"/>
+              <w:spacing w:before="0" w:after="0" w:line="240" w:lineRule="auto"/>
               <w:jc w:val="both"/>
             </w:pPr>
             <w:r>
@@ -12653,7 +12653,7 @@
           </w:tcPr>
           <w:p>
             <w:pPr>
-              <w:spacing w:before="0" w:after="0"/>
+              <w:spacing w:before="0" w:after="0" w:line="240" w:lineRule="auto"/>
               <w:jc w:val="center"/>
             </w:pPr>
             <w:r>
@@ -12684,7 +12684,7 @@
           </w:tcPr>
           <w:p>
             <w:pPr>
-              <w:spacing w:before="0" w:after="0"/>
+              <w:spacing w:before="0" w:after="0" w:line="240" w:lineRule="auto"/>
               <w:jc w:val="center"/>
             </w:pPr>
             <w:r>
@@ -12715,7 +12715,7 @@
           </w:tcPr>
           <w:p>
             <w:pPr>
-              <w:spacing w:before="0" w:after="0"/>
+              <w:spacing w:before="0" w:after="0" w:line="240" w:lineRule="auto"/>
               <w:jc w:val="center"/>
             </w:pPr>
             <w:r>
@@ -12746,7 +12746,7 @@
           </w:tcPr>
           <w:p>
             <w:pPr>
-              <w:spacing w:before="0" w:after="0"/>
+              <w:spacing w:before="0" w:after="0" w:line="240" w:lineRule="auto"/>
               <w:jc w:val="both"/>
             </w:pPr>
             <w:r>
@@ -13096,6 +13096,11 @@
     </w:p>
     <w:sectPr>
       <w:footerReference w:type="first" r:id="rId43"/>
+      <w:headerReference w:type="default" r:id="rId46"/>
+      <w:footerReference w:type="default" r:id="rId47"/>
+      <w:headerReference w:type="even" r:id="rId48"/>
+      <w:footerReference w:type="even" r:id="rId49"/>
+      <w:headerReference w:type="first" r:id="rId50"/>
       <w:type w:val="nextColumn"/>
       <w:pgSz w:w="10080" w:h="14400"/>
       <w:pgMar w:top="794" w:right="851" w:bottom="794" w:left="1077" w:header="454" w:footer="454" w:gutter="0"/>
@@ -14336,6 +14341,26 @@
       </w:rPr>
       <w:fldChar w:fldCharType="end"/>
     </w:r>
+  </w:p>
+</w:ftr>
+</file>
+
+<file path=word/footer34.xml><?xml version="1.0" encoding="utf-8"?>
+<w:ftr xmlns:m="http://schemas.openxmlformats.org/officeDocument/2006/math" xmlns:mc="http://schemas.openxmlformats.org/markup-compatibility/2006" xmlns:mo="http://schemas.microsoft.com/office/mac/office/2008/main" xmlns:mv="urn:schemas-microsoft-com:mac:vml" xmlns:o="urn:schemas-microsoft-com:office:office" xmlns:r="http://schemas.openxmlformats.org/officeDocument/2006/relationships" xmlns:v="urn:schemas-microsoft-com:vml" xmlns:w10="urn:schemas-microsoft-com:office:word" xmlns:w14="http://schemas.microsoft.com/office/word/2010/wordml" xmlns:w="http://schemas.openxmlformats.org/wordprocessingml/2006/main" xmlns:wne="http://schemas.microsoft.com/office/word/2006/wordml" xmlns:wp14="http://schemas.microsoft.com/office/word/2010/wordprocessingDrawing" xmlns:wp="http://schemas.openxmlformats.org/drawingml/2006/wordprocessingDrawing" xmlns:wpc="http://schemas.microsoft.com/office/word/2010/wordprocessingCanvas" xmlns:wpg="http://schemas.microsoft.com/office/word/2010/wordprocessingGroup" xmlns:wpi="http://schemas.microsoft.com/office/word/2010/wordprocessingInk" xmlns:wps="http://schemas.microsoft.com/office/word/2010/wordprocessingShape" mc:Ignorable="w14 wp14">
+  <w:p>
+    <w:pPr>
+      <w:pStyle w:val="Footer"/>
+    </w:pPr>
+  </w:p>
+</w:ftr>
+</file>
+
+<file path=word/footer35.xml><?xml version="1.0" encoding="utf-8"?>
+<w:ftr xmlns:m="http://schemas.openxmlformats.org/officeDocument/2006/math" xmlns:mc="http://schemas.openxmlformats.org/markup-compatibility/2006" xmlns:mo="http://schemas.microsoft.com/office/mac/office/2008/main" xmlns:mv="urn:schemas-microsoft-com:mac:vml" xmlns:o="urn:schemas-microsoft-com:office:office" xmlns:r="http://schemas.openxmlformats.org/officeDocument/2006/relationships" xmlns:v="urn:schemas-microsoft-com:vml" xmlns:w10="urn:schemas-microsoft-com:office:word" xmlns:w14="http://schemas.microsoft.com/office/word/2010/wordml" xmlns:w="http://schemas.openxmlformats.org/wordprocessingml/2006/main" xmlns:wne="http://schemas.microsoft.com/office/word/2006/wordml" xmlns:wp14="http://schemas.microsoft.com/office/word/2010/wordprocessingDrawing" xmlns:wp="http://schemas.openxmlformats.org/drawingml/2006/wordprocessingDrawing" xmlns:wpc="http://schemas.microsoft.com/office/word/2010/wordprocessingCanvas" xmlns:wpg="http://schemas.microsoft.com/office/word/2010/wordprocessingGroup" xmlns:wpi="http://schemas.microsoft.com/office/word/2010/wordprocessingInk" xmlns:wps="http://schemas.microsoft.com/office/word/2010/wordprocessingShape" mc:Ignorable="w14 wp14">
+  <w:p>
+    <w:pPr>
+      <w:pStyle w:val="Footer"/>
+    </w:pPr>
   </w:p>
 </w:ftr>
 </file>
@@ -14597,6 +14622,36 @@
     <w:r>
       <w:t>TÍTULO DEL LIBRO</w:t>
     </w:r>
+  </w:p>
+</w:hdr>
+</file>
+
+<file path=word/header3.xml><?xml version="1.0" encoding="utf-8"?>
+<w:hdr xmlns:m="http://schemas.openxmlformats.org/officeDocument/2006/math" xmlns:mc="http://schemas.openxmlformats.org/markup-compatibility/2006" xmlns:mo="http://schemas.microsoft.com/office/mac/office/2008/main" xmlns:mv="urn:schemas-microsoft-com:mac:vml" xmlns:o="urn:schemas-microsoft-com:office:office" xmlns:r="http://schemas.openxmlformats.org/officeDocument/2006/relationships" xmlns:v="urn:schemas-microsoft-com:vml" xmlns:w10="urn:schemas-microsoft-com:office:word" xmlns:w14="http://schemas.microsoft.com/office/word/2010/wordml" xmlns:w="http://schemas.openxmlformats.org/wordprocessingml/2006/main" xmlns:wne="http://schemas.microsoft.com/office/word/2006/wordml" xmlns:wp14="http://schemas.microsoft.com/office/word/2010/wordprocessingDrawing" xmlns:wp="http://schemas.openxmlformats.org/drawingml/2006/wordprocessingDrawing" xmlns:wpc="http://schemas.microsoft.com/office/word/2010/wordprocessingCanvas" xmlns:wpg="http://schemas.microsoft.com/office/word/2010/wordprocessingGroup" xmlns:wpi="http://schemas.microsoft.com/office/word/2010/wordprocessingInk" xmlns:wps="http://schemas.microsoft.com/office/word/2010/wordprocessingShape" mc:Ignorable="w14 wp14">
+  <w:p>
+    <w:pPr>
+      <w:pStyle w:val="Header"/>
+    </w:pPr>
+  </w:p>
+</w:hdr>
+</file>
+
+<file path=word/header4.xml><?xml version="1.0" encoding="utf-8"?>
+<w:hdr xmlns:m="http://schemas.openxmlformats.org/officeDocument/2006/math" xmlns:mc="http://schemas.openxmlformats.org/markup-compatibility/2006" xmlns:mo="http://schemas.microsoft.com/office/mac/office/2008/main" xmlns:mv="urn:schemas-microsoft-com:mac:vml" xmlns:o="urn:schemas-microsoft-com:office:office" xmlns:r="http://schemas.openxmlformats.org/officeDocument/2006/relationships" xmlns:v="urn:schemas-microsoft-com:vml" xmlns:w10="urn:schemas-microsoft-com:office:word" xmlns:w14="http://schemas.microsoft.com/office/word/2010/wordml" xmlns:w="http://schemas.openxmlformats.org/wordprocessingml/2006/main" xmlns:wne="http://schemas.microsoft.com/office/word/2006/wordml" xmlns:wp14="http://schemas.microsoft.com/office/word/2010/wordprocessingDrawing" xmlns:wp="http://schemas.openxmlformats.org/drawingml/2006/wordprocessingDrawing" xmlns:wpc="http://schemas.microsoft.com/office/word/2010/wordprocessingCanvas" xmlns:wpg="http://schemas.microsoft.com/office/word/2010/wordprocessingGroup" xmlns:wpi="http://schemas.microsoft.com/office/word/2010/wordprocessingInk" xmlns:wps="http://schemas.microsoft.com/office/word/2010/wordprocessingShape" mc:Ignorable="w14 wp14">
+  <w:p>
+    <w:pPr>
+      <w:pStyle w:val="Header"/>
+    </w:pPr>
+  </w:p>
+</w:hdr>
+</file>
+
+<file path=word/header5.xml><?xml version="1.0" encoding="utf-8"?>
+<w:hdr xmlns:m="http://schemas.openxmlformats.org/officeDocument/2006/math" xmlns:mc="http://schemas.openxmlformats.org/markup-compatibility/2006" xmlns:mo="http://schemas.microsoft.com/office/mac/office/2008/main" xmlns:mv="urn:schemas-microsoft-com:mac:vml" xmlns:o="urn:schemas-microsoft-com:office:office" xmlns:r="http://schemas.openxmlformats.org/officeDocument/2006/relationships" xmlns:v="urn:schemas-microsoft-com:vml" xmlns:w10="urn:schemas-microsoft-com:office:word" xmlns:w14="http://schemas.microsoft.com/office/word/2010/wordml" xmlns:w="http://schemas.openxmlformats.org/wordprocessingml/2006/main" xmlns:wne="http://schemas.microsoft.com/office/word/2006/wordml" xmlns:wp14="http://schemas.microsoft.com/office/word/2010/wordprocessingDrawing" xmlns:wp="http://schemas.openxmlformats.org/drawingml/2006/wordprocessingDrawing" xmlns:wpc="http://schemas.microsoft.com/office/word/2010/wordprocessingCanvas" xmlns:wpg="http://schemas.microsoft.com/office/word/2010/wordprocessingGroup" xmlns:wpi="http://schemas.microsoft.com/office/word/2010/wordprocessingInk" xmlns:wps="http://schemas.microsoft.com/office/word/2010/wordprocessingShape" mc:Ignorable="w14 wp14">
+  <w:p>
+    <w:pPr>
+      <w:pStyle w:val="Header"/>
+    </w:pPr>
   </w:p>
 </w:hdr>
 </file>
